--- a/labor/mueller/NWL2-Switching-SwitchConfiguration.docx
+++ b/labor/mueller/NWL2-Switching-SwitchConfiguration.docx
@@ -1,10 +1,10 @@
 
 <file path=word/document.xml><?xml version="1.0" encoding="utf-8"?>
-<w:document xmlns:wpc="http://schemas.microsoft.com/office/word/2010/wordprocessingCanvas" xmlns:cx="http://schemas.microsoft.com/office/drawing/2014/chartex" xmlns:cx1="http://schemas.microsoft.com/office/drawing/2015/9/8/chartex" xmlns:cx2="http://schemas.microsoft.com/office/drawing/2015/10/21/chartex" xmlns:cx3="http://schemas.microsoft.com/office/drawing/2016/5/9/chartex" xmlns:cx4="http://schemas.microsoft.com/office/drawing/2016/5/10/chartex" xmlns:cx5="http://schemas.microsoft.com/office/drawing/2016/5/11/chartex" xmlns:cx6="http://schemas.microsoft.com/office/drawing/2016/5/12/chartex" xmlns:cx7="http://schemas.microsoft.com/office/drawing/2016/5/13/chartex" xmlns:cx8="http://schemas.microsoft.com/office/drawing/2016/5/14/chartex" xmlns:mc="http://schemas.openxmlformats.org/markup-compatibility/2006" xmlns:aink="http://schemas.microsoft.com/office/drawing/2016/ink" xmlns:am3d="http://schemas.microsoft.com/office/drawing/2017/model3d" xmlns:o="urn:schemas-microsoft-com:office:office" xmlns:oel="http://schemas.microsoft.com/office/2019/extlst" xmlns:r="http://schemas.openxmlformats.org/officeDocument/2006/relationships" xmlns:m="http://schemas.openxmlformats.org/officeDocument/2006/math" xmlns:v="urn:schemas-microsoft-com:vml" xmlns:wp14="http://schemas.microsoft.com/office/word/2010/wordprocessingDrawing" xmlns:wp="http://schemas.openxmlformats.org/drawingml/2006/wordprocessingDrawing" xmlns:w10="urn:schemas-microsoft-com:office:word" xmlns:w="http://schemas.openxmlformats.org/wordprocessingml/2006/main" xmlns:w14="http://schemas.microsoft.com/office/word/2010/wordml" xmlns:w15="http://schemas.microsoft.com/office/word/2012/wordml" xmlns:w16cex="http://schemas.microsoft.com/office/word/2018/wordml/cex" xmlns:w16cid="http://schemas.microsoft.com/office/word/2016/wordml/cid" xmlns:w16="http://schemas.microsoft.com/office/word/2018/wordml" xmlns:w16sdtdh="http://schemas.microsoft.com/office/word/2020/wordml/sdtdatahash" xmlns:w16se="http://schemas.microsoft.com/office/word/2015/wordml/symex" xmlns:wpg="http://schemas.microsoft.com/office/word/2010/wordprocessingGroup" xmlns:wpi="http://schemas.microsoft.com/office/word/2010/wordprocessingInk" xmlns:wne="http://schemas.microsoft.com/office/word/2006/wordml" xmlns:wps="http://schemas.microsoft.com/office/word/2010/wordprocessingShape" mc:Ignorable="w14 w15 w16se w16cid w16 w16cex w16sdtdh wp14">
+<w:document xmlns:wpc="http://schemas.microsoft.com/office/word/2010/wordprocessingCanvas" xmlns:cx="http://schemas.microsoft.com/office/drawing/2014/chartex" xmlns:cx1="http://schemas.microsoft.com/office/drawing/2015/9/8/chartex" xmlns:cx2="http://schemas.microsoft.com/office/drawing/2015/10/21/chartex" xmlns:cx3="http://schemas.microsoft.com/office/drawing/2016/5/9/chartex" xmlns:cx4="http://schemas.microsoft.com/office/drawing/2016/5/10/chartex" xmlns:cx5="http://schemas.microsoft.com/office/drawing/2016/5/11/chartex" xmlns:cx6="http://schemas.microsoft.com/office/drawing/2016/5/12/chartex" xmlns:cx7="http://schemas.microsoft.com/office/drawing/2016/5/13/chartex" xmlns:cx8="http://schemas.microsoft.com/office/drawing/2016/5/14/chartex" xmlns:mc="http://schemas.openxmlformats.org/markup-compatibility/2006" xmlns:aink="http://schemas.microsoft.com/office/drawing/2016/ink" xmlns:am3d="http://schemas.microsoft.com/office/drawing/2017/model3d" xmlns:o="urn:schemas-microsoft-com:office:office" xmlns:oel="http://schemas.microsoft.com/office/2019/extlst" xmlns:r="http://schemas.openxmlformats.org/officeDocument/2006/relationships" xmlns:m="http://schemas.openxmlformats.org/officeDocument/2006/math" xmlns:v="urn:schemas-microsoft-com:vml" xmlns:wp14="http://schemas.microsoft.com/office/word/2010/wordprocessingDrawing" xmlns:wp="http://schemas.openxmlformats.org/drawingml/2006/wordprocessingDrawing" xmlns:w10="urn:schemas-microsoft-com:office:word" xmlns:w="http://schemas.openxmlformats.org/wordprocessingml/2006/main" xmlns:w14="http://schemas.microsoft.com/office/word/2010/wordml" xmlns:w15="http://schemas.microsoft.com/office/word/2012/wordml" xmlns:w16cex="http://schemas.microsoft.com/office/word/2018/wordml/cex" xmlns:w16cid="http://schemas.microsoft.com/office/word/2016/wordml/cid" xmlns:w16="http://schemas.microsoft.com/office/word/2018/wordml" xmlns:w16du="http://schemas.microsoft.com/office/word/2023/wordml/word16du" xmlns:w16sdtdh="http://schemas.microsoft.com/office/word/2020/wordml/sdtdatahash" xmlns:w16sdtfl="http://schemas.microsoft.com/office/word/2024/wordml/sdtformatlock" xmlns:w16se="http://schemas.microsoft.com/office/word/2015/wordml/symex" xmlns:wpg="http://schemas.microsoft.com/office/word/2010/wordprocessingGroup" xmlns:wpi="http://schemas.microsoft.com/office/word/2010/wordprocessingInk" xmlns:wne="http://schemas.microsoft.com/office/word/2006/wordml" xmlns:wps="http://schemas.microsoft.com/office/word/2010/wordprocessingShape" mc:Ignorable="w14 w15 w16se w16cid w16 w16cex w16sdtdh w16sdtfl w16du wp14">
   <w:body>
     <w:p>
       <w:pPr>
-        <w:pStyle w:val="Titel"/>
+        <w:pStyle w:val="Title"/>
         <w:jc w:val="both"/>
         <w:rPr>
           <w:lang w:val="en-US"/>
@@ -58,7 +58,7 @@
     </w:p>
     <w:p>
       <w:pPr>
-        <w:pStyle w:val="berschrift4"/>
+        <w:pStyle w:val="Heading4"/>
         <w:rPr>
           <w:lang w:val="de-AT"/>
         </w:rPr>
@@ -72,7 +72,7 @@
     </w:p>
     <w:p>
       <w:pPr>
-        <w:pStyle w:val="StandardWeb"/>
+        <w:pStyle w:val="NormalWeb"/>
       </w:pPr>
       <w:r>
         <w:t xml:space="preserve">Bildet </w:t>
@@ -89,7 +89,7 @@
     </w:p>
     <w:p>
       <w:pPr>
-        <w:pStyle w:val="StandardWeb"/>
+        <w:pStyle w:val="NormalWeb"/>
       </w:pPr>
       <w:r>
         <w:t xml:space="preserve">Jede Schülerin und jeder Schüler muss einen </w:t>
@@ -115,7 +115,7 @@
     </w:p>
     <w:p>
       <w:pPr>
-        <w:pStyle w:val="StandardWeb"/>
+        <w:pStyle w:val="NormalWeb"/>
       </w:pPr>
       <w:r>
         <w:t>Duplikate bzw. weitreichende Kopien werden nicht akzeptiert</w:t>
@@ -144,7 +144,7 @@
     </w:p>
     <w:p>
       <w:pPr>
-        <w:pStyle w:val="berschrift4"/>
+        <w:pStyle w:val="Heading4"/>
       </w:pPr>
       <w:r>
         <w:t>Dauer:</w:t>
@@ -172,7 +172,7 @@
     </w:p>
     <w:p>
       <w:pPr>
-        <w:pStyle w:val="berschrift4"/>
+        <w:pStyle w:val="Heading4"/>
       </w:pPr>
       <w:r>
         <w:t>Grundlagen Basiswissen:</w:t>
@@ -181,7 +181,7 @@
     </w:p>
     <w:p>
       <w:pPr>
-        <w:pStyle w:val="Listenabsatz"/>
+        <w:pStyle w:val="ListParagraph"/>
         <w:numPr>
           <w:ilvl w:val="0"/>
           <w:numId w:val="15"/>
@@ -247,7 +247,7 @@
     </w:p>
     <w:p>
       <w:pPr>
-        <w:pStyle w:val="Listenabsatz"/>
+        <w:pStyle w:val="ListParagraph"/>
         <w:numPr>
           <w:ilvl w:val="0"/>
           <w:numId w:val="15"/>
@@ -292,7 +292,7 @@
     </w:p>
     <w:p>
       <w:pPr>
-        <w:pStyle w:val="Listenabsatz"/>
+        <w:pStyle w:val="ListParagraph"/>
         <w:numPr>
           <w:ilvl w:val="0"/>
           <w:numId w:val="15"/>
@@ -307,7 +307,7 @@
     </w:p>
     <w:p>
       <w:pPr>
-        <w:pStyle w:val="berschrift4"/>
+        <w:pStyle w:val="Heading4"/>
       </w:pPr>
       <w:r>
         <w:t>Unterrichtsziel:</w:t>
@@ -323,7 +323,7 @@
     </w:p>
     <w:p>
       <w:pPr>
-        <w:pStyle w:val="Listenabsatz"/>
+        <w:pStyle w:val="ListParagraph"/>
         <w:numPr>
           <w:ilvl w:val="0"/>
           <w:numId w:val="15"/>
@@ -398,7 +398,7 @@
     </w:p>
     <w:p>
       <w:pPr>
-        <w:pStyle w:val="Listenabsatz"/>
+        <w:pStyle w:val="ListParagraph"/>
         <w:numPr>
           <w:ilvl w:val="0"/>
           <w:numId w:val="15"/>
@@ -423,7 +423,7 @@
     </w:p>
     <w:p>
       <w:pPr>
-        <w:pStyle w:val="Listenabsatz"/>
+        <w:pStyle w:val="ListParagraph"/>
         <w:numPr>
           <w:ilvl w:val="0"/>
           <w:numId w:val="15"/>
@@ -479,9 +479,8 @@
           <w:szCs w:val="24"/>
           <w:lang w:val="de-AT"/>
         </w:rPr>
-        <w:t xml:space="preserve">Was ist </w:t>
-      </w:r>
-      <w:proofErr w:type="spellStart"/>
+        <w:t xml:space="preserve">Was ist inBand und OutOfBand-Management? </w:t>
+      </w:r>
       <w:r>
         <w:rPr>
           <w:rFonts w:ascii="Times New Roman" w:hAnsi="Times New Roman"/>
@@ -489,9 +488,8 @@
           <w:szCs w:val="24"/>
           <w:lang w:val="de-AT"/>
         </w:rPr>
-        <w:t>inBand</w:t>
-      </w:r>
-      <w:proofErr w:type="spellEnd"/>
+        <w:br/>
+      </w:r>
       <w:r>
         <w:rPr>
           <w:rFonts w:ascii="Times New Roman" w:hAnsi="Times New Roman"/>
@@ -499,9 +497,8 @@
           <w:szCs w:val="24"/>
           <w:lang w:val="de-AT"/>
         </w:rPr>
-        <w:t xml:space="preserve"> und </w:t>
-      </w:r>
-      <w:proofErr w:type="spellStart"/>
+        <w:t xml:space="preserve">Welche </w:t>
+      </w:r>
       <w:r>
         <w:rPr>
           <w:rFonts w:ascii="Times New Roman" w:hAnsi="Times New Roman"/>
@@ -509,71 +506,34 @@
           <w:szCs w:val="24"/>
           <w:lang w:val="de-AT"/>
         </w:rPr>
-        <w:t>OutOfBand</w:t>
-      </w:r>
-      <w:proofErr w:type="spellEnd"/>
-      <w:r>
+        <w:t>IOS-CLI-Modi gibt es und was kann ich darin jeweils machen?</w:t>
+      </w:r>
+    </w:p>
+    <w:p>
+      <w:pPr>
+        <w:pStyle w:val="ListParagraph"/>
         <w:rPr>
           <w:rFonts w:ascii="Times New Roman" w:hAnsi="Times New Roman"/>
           <w:sz w:val="24"/>
           <w:szCs w:val="24"/>
           <w:lang w:val="de-AT"/>
         </w:rPr>
-        <w:t xml:space="preserve">-Management? </w:t>
-      </w:r>
-      <w:r>
+      </w:pPr>
+    </w:p>
+    <w:p>
+      <w:pPr>
+        <w:pStyle w:val="ListParagraph"/>
         <w:rPr>
           <w:rFonts w:ascii="Times New Roman" w:hAnsi="Times New Roman"/>
           <w:sz w:val="24"/>
           <w:szCs w:val="24"/>
           <w:lang w:val="de-AT"/>
         </w:rPr>
-        <w:br/>
-      </w:r>
-      <w:r>
-        <w:rPr>
-          <w:rFonts w:ascii="Times New Roman" w:hAnsi="Times New Roman"/>
-          <w:sz w:val="24"/>
-          <w:szCs w:val="24"/>
-          <w:lang w:val="de-AT"/>
-        </w:rPr>
-        <w:t xml:space="preserve">Welche </w:t>
-      </w:r>
-      <w:r>
-        <w:rPr>
-          <w:rFonts w:ascii="Times New Roman" w:hAnsi="Times New Roman"/>
-          <w:sz w:val="24"/>
-          <w:szCs w:val="24"/>
-          <w:lang w:val="de-AT"/>
-        </w:rPr>
-        <w:t>IOS-CLI-Modi gibt es und was kann ich darin jeweils machen?</w:t>
-      </w:r>
-    </w:p>
-    <w:p>
-      <w:pPr>
-        <w:pStyle w:val="Listenabsatz"/>
-        <w:rPr>
-          <w:rFonts w:ascii="Times New Roman" w:hAnsi="Times New Roman"/>
-          <w:sz w:val="24"/>
-          <w:szCs w:val="24"/>
-          <w:lang w:val="de-AT"/>
-        </w:rPr>
-      </w:pPr>
-    </w:p>
-    <w:p>
-      <w:pPr>
-        <w:pStyle w:val="Listenabsatz"/>
-        <w:rPr>
-          <w:rFonts w:ascii="Times New Roman" w:hAnsi="Times New Roman"/>
-          <w:sz w:val="24"/>
-          <w:szCs w:val="24"/>
-          <w:lang w:val="de-AT"/>
-        </w:rPr>
-      </w:pPr>
-    </w:p>
-    <w:p>
-      <w:pPr>
-        <w:pStyle w:val="Listenabsatz"/>
+      </w:pPr>
+    </w:p>
+    <w:p>
+      <w:pPr>
+        <w:pStyle w:val="ListParagraph"/>
         <w:rPr>
           <w:rFonts w:ascii="Times New Roman" w:hAnsi="Times New Roman"/>
           <w:sz w:val="24"/>
@@ -639,7 +599,7 @@
     </w:p>
     <w:p>
       <w:pPr>
-        <w:pStyle w:val="berschrift4"/>
+        <w:pStyle w:val="Heading4"/>
       </w:pPr>
       <w:r>
         <w:lastRenderedPageBreak/>
@@ -668,7 +628,7 @@
     </w:p>
     <w:p>
       <w:pPr>
-        <w:pStyle w:val="Listenabsatz"/>
+        <w:pStyle w:val="ListParagraph"/>
       </w:pPr>
       <w:r>
         <w:rPr>
@@ -728,12 +688,12 @@
     </w:p>
     <w:p>
       <w:pPr>
-        <w:pStyle w:val="Listenabsatz"/>
-      </w:pPr>
-    </w:p>
-    <w:p>
-      <w:pPr>
-        <w:pStyle w:val="Listenabsatz"/>
+        <w:pStyle w:val="ListParagraph"/>
+      </w:pPr>
+    </w:p>
+    <w:p>
+      <w:pPr>
+        <w:pStyle w:val="ListParagraph"/>
       </w:pPr>
       <w:r>
         <w:t>Was passiert, wenn ein Packet vom PC_A an die Adresse 00-0C gesendet wird?</w:t>
@@ -743,43 +703,39 @@
         <w:t>Welche Absenderadresse hat der Frame?</w:t>
       </w:r>
       <w:r>
+        <w:t xml:space="preserve"> 00-0A</w:t>
+      </w:r>
+      <w:r>
         <w:br/>
       </w:r>
       <w:r>
         <w:br/>
-        <w:t xml:space="preserve">Was passiert, wenn ein neuer PC_E an den </w:t>
-      </w:r>
-      <w:proofErr w:type="spellStart"/>
-      <w:r>
-        <w:t>Switchport</w:t>
-      </w:r>
-      <w:proofErr w:type="spellEnd"/>
-      <w:r>
-        <w:t xml:space="preserve"> 5 angeschlossen wird?</w:t>
-      </w:r>
-    </w:p>
-    <w:p>
-      <w:pPr>
-        <w:pStyle w:val="Listenabsatz"/>
-      </w:pPr>
-    </w:p>
-    <w:p>
-      <w:pPr>
-        <w:pStyle w:val="Listenabsatz"/>
-      </w:pPr>
-      <w:r>
-        <w:t>Was passiert mit einem Broadcast-Frame vom PC_</w:t>
-      </w:r>
-      <w:proofErr w:type="gramStart"/>
-      <w:r>
-        <w:t>B ?</w:t>
-      </w:r>
-      <w:proofErr w:type="gramEnd"/>
+        <w:t>Was passiert, wenn ein neuer PC_E an den Switchport 5 angeschlossen wird?</w:t>
+      </w:r>
+      <w:r>
+        <w:t xml:space="preserve"> nichts</w:t>
+      </w:r>
+    </w:p>
+    <w:p>
+      <w:pPr>
+        <w:pStyle w:val="ListParagraph"/>
+      </w:pPr>
+    </w:p>
+    <w:p>
+      <w:pPr>
+        <w:pStyle w:val="ListParagraph"/>
+      </w:pPr>
+      <w:r>
+        <w:t>Was passiert mit einem Broadcast-Frame vom PC_B ?</w:t>
+      </w:r>
       <w:r>
         <w:br/>
         <w:t>Welche Zieladresse hat der Frame?</w:t>
       </w:r>
       <w:r>
+        <w:t xml:space="preserve"> 000A, 000C,000D</w:t>
+      </w:r>
+      <w:r>
         <w:br/>
       </w:r>
       <w:r>
@@ -788,15 +744,10 @@
       </w:r>
       <w:r>
         <w:br/>
-        <w:t>Erkläre am Beispiel den englischen Begriff „</w:t>
-      </w:r>
-      <w:proofErr w:type="spellStart"/>
-      <w:r>
-        <w:t>Unknown</w:t>
-      </w:r>
-      <w:proofErr w:type="spellEnd"/>
-      <w:r>
-        <w:t xml:space="preserve"> Destination Flooding“!</w:t>
+        <w:t>Erkläre am Beispiel den englischen Begriff „Unknown Destination Flooding“!</w:t>
+      </w:r>
+      <w:r>
+        <w:t xml:space="preserve"> switch kennt die addresse nicht und schickt an alle eine Frage wer die Addresse ist.</w:t>
       </w:r>
     </w:p>
     <w:p>
@@ -816,7 +767,7 @@
     </w:p>
     <w:p>
       <w:pPr>
-        <w:pStyle w:val="berschrift4"/>
+        <w:pStyle w:val="Heading4"/>
       </w:pPr>
       <w:r>
         <w:lastRenderedPageBreak/>
@@ -826,36 +777,23 @@
         <w:t>2</w:t>
       </w:r>
       <w:r>
-        <w:t xml:space="preserve">: Fragestellungen Laborszenario im </w:t>
-      </w:r>
-      <w:proofErr w:type="spellStart"/>
-      <w:r>
-        <w:t>Packettracer</w:t>
-      </w:r>
-      <w:proofErr w:type="spellEnd"/>
+        <w:t>: Fragestellungen Laborszenario im Packettracer</w:t>
+      </w:r>
     </w:p>
     <w:p/>
     <w:p>
       <w:pPr>
-        <w:pStyle w:val="Listenabsatz"/>
+        <w:pStyle w:val="ListParagraph"/>
         <w:numPr>
           <w:ilvl w:val="0"/>
           <w:numId w:val="12"/>
         </w:numPr>
       </w:pPr>
       <w:r>
-        <w:t xml:space="preserve">Basic </w:t>
-      </w:r>
-      <w:proofErr w:type="spellStart"/>
-      <w:r>
-        <w:t>S</w:t>
-      </w:r>
-      <w:r>
-        <w:t>witching</w:t>
-      </w:r>
-      <w:proofErr w:type="spellEnd"/>
-      <w:r>
-        <w:t xml:space="preserve"> im Packet-Tracer:</w:t>
+        <w:t>Basic S</w:t>
+      </w:r>
+      <w:r>
+        <w:t>witching im Packet-Tracer:</w:t>
       </w:r>
       <w:r>
         <w:br/>
@@ -874,18 +812,10 @@
     </w:p>
     <w:p>
       <w:pPr>
-        <w:pStyle w:val="Listenabsatz"/>
-      </w:pPr>
-      <w:r>
-        <w:t xml:space="preserve">Vergebt auf den PCs statische IPv4-Adressen </w:t>
-      </w:r>
-      <w:proofErr w:type="gramStart"/>
-      <w:r>
-        <w:t>nach folgendem</w:t>
-      </w:r>
-      <w:proofErr w:type="gramEnd"/>
-      <w:r>
-        <w:t xml:space="preserve"> Schema, Subnetzmaske bleibt fix /24:</w:t>
+        <w:pStyle w:val="ListParagraph"/>
+      </w:pPr>
+      <w:r>
+        <w:t>Vergebt auf den PCs statische IPv4-Adressen nach folgendem Schema, Subnetzmaske bleibt fix /24:</w:t>
       </w:r>
       <w:r>
         <w:br/>
@@ -941,22 +871,18 @@
     </w:p>
     <w:p>
       <w:pPr>
-        <w:pStyle w:val="Listenabsatz"/>
-      </w:pPr>
-    </w:p>
-    <w:p>
-      <w:pPr>
-        <w:pStyle w:val="Listenabsatz"/>
+        <w:pStyle w:val="ListParagraph"/>
+      </w:pPr>
+    </w:p>
+    <w:p>
+      <w:pPr>
+        <w:pStyle w:val="ListParagraph"/>
       </w:pPr>
       <w:r>
         <w:t>Als IPv6 Adressen könnt Ihr die Link-Lo</w:t>
       </w:r>
       <w:r>
-        <w:t xml:space="preserve">cal Adressen (SLAAC - </w:t>
-      </w:r>
-      <w:proofErr w:type="spellStart"/>
-      <w:r>
-        <w:t>Stateless</w:t>
+        <w:t>cal Adressen (SLAAC - Stateless</w:t>
       </w:r>
       <w:r>
         <w:t>A</w:t>
@@ -965,21 +891,17 @@
         <w:t>ddressAuto</w:t>
       </w:r>
       <w:r>
-        <w:t>Configuration</w:t>
-      </w:r>
-      <w:proofErr w:type="spellEnd"/>
-      <w:r>
-        <w:t>) verwenden.</w:t>
-      </w:r>
-    </w:p>
-    <w:p>
-      <w:pPr>
-        <w:pStyle w:val="Listenabsatz"/>
-      </w:pPr>
-    </w:p>
-    <w:p>
-      <w:pPr>
-        <w:pStyle w:val="Listenabsatz"/>
+        <w:t>Configuration) verwenden.</w:t>
+      </w:r>
+    </w:p>
+    <w:p>
+      <w:pPr>
+        <w:pStyle w:val="ListParagraph"/>
+      </w:pPr>
+    </w:p>
+    <w:p>
+      <w:pPr>
+        <w:pStyle w:val="ListParagraph"/>
       </w:pPr>
       <w:r>
         <w:t>Dokumentiert und konfiguriert Euer Szenario auf Eurem persönlichen Laptop im PT.</w:t>
@@ -1006,7 +928,7 @@
     </w:p>
     <w:p>
       <w:pPr>
-        <w:pStyle w:val="Listenabsatz"/>
+        <w:pStyle w:val="ListParagraph"/>
       </w:pPr>
       <w:r>
         <w:t xml:space="preserve">Pingt mit IPv4 und IPv6 von einem PC zum anderen! </w:t>
@@ -1021,23 +943,76 @@
         <w:t xml:space="preserve">Ergebnis im Fenster Command Prompt </w:t>
       </w:r>
       <w:r>
-        <w:t xml:space="preserve">ebenfalls mit </w:t>
-      </w:r>
-      <w:proofErr w:type="spellStart"/>
-      <w:r>
-        <w:t>screenshots</w:t>
-      </w:r>
-      <w:proofErr w:type="spellEnd"/>
+        <w:t>ebenfalls mit screenshots</w:t>
+      </w:r>
       <w:r>
         <w:t>.</w:t>
       </w:r>
+    </w:p>
+    <w:p>
+      <w:pPr>
+        <w:pStyle w:val="ListParagraph"/>
+      </w:pPr>
+    </w:p>
+    <w:p>
+      <w:pPr>
+        <w:pStyle w:val="ListParagraph"/>
+      </w:pPr>
+      <w:r>
+        <w:t>Mit doppelclick am Rechner, dann Desktop, dann ip config dann addressen eingeben</w:t>
+      </w:r>
+    </w:p>
+    <w:p>
+      <w:pPr>
+        <w:pStyle w:val="ListParagraph"/>
+      </w:pPr>
+      <w:r>
+        <w:rPr>
+          <w:noProof/>
+        </w:rPr>
+        <w:drawing>
+          <wp:inline distT="0" distB="0" distL="0" distR="0" wp14:anchorId="370755A9" wp14:editId="0CF45245">
+            <wp:extent cx="4444409" cy="3006370"/>
+            <wp:effectExtent l="0" t="0" r="0" b="3810"/>
+            <wp:docPr id="1753396870" name="Picture 1" descr="A diagram of a computer network&#10;&#10;AI-generated content may be incorrect."/>
+            <wp:cNvGraphicFramePr>
+              <a:graphicFrameLocks xmlns:a="http://schemas.openxmlformats.org/drawingml/2006/main" noChangeAspect="1"/>
+            </wp:cNvGraphicFramePr>
+            <a:graphic xmlns:a="http://schemas.openxmlformats.org/drawingml/2006/main">
+              <a:graphicData uri="http://schemas.openxmlformats.org/drawingml/2006/picture">
+                <pic:pic xmlns:pic="http://schemas.openxmlformats.org/drawingml/2006/picture">
+                  <pic:nvPicPr>
+                    <pic:cNvPr id="1753396870" name="Picture 1" descr="A diagram of a computer network&#10;&#10;AI-generated content may be incorrect."/>
+                    <pic:cNvPicPr/>
+                  </pic:nvPicPr>
+                  <pic:blipFill>
+                    <a:blip r:embed="rId7"/>
+                    <a:stretch>
+                      <a:fillRect/>
+                    </a:stretch>
+                  </pic:blipFill>
+                  <pic:spPr>
+                    <a:xfrm>
+                      <a:off x="0" y="0"/>
+                      <a:ext cx="4450681" cy="3010612"/>
+                    </a:xfrm>
+                    <a:prstGeom prst="rect">
+                      <a:avLst/>
+                    </a:prstGeom>
+                  </pic:spPr>
+                </pic:pic>
+              </a:graphicData>
+            </a:graphic>
+          </wp:inline>
+        </w:drawing>
+      </w:r>
       <w:r>
         <w:br/>
       </w:r>
     </w:p>
     <w:p>
       <w:pPr>
-        <w:pStyle w:val="Listenabsatz"/>
+        <w:pStyle w:val="ListParagraph"/>
         <w:numPr>
           <w:ilvl w:val="0"/>
           <w:numId w:val="12"/>
@@ -1070,19 +1045,14 @@
     </w:p>
     <w:p>
       <w:pPr>
-        <w:pStyle w:val="Listenabsatz"/>
+        <w:pStyle w:val="ListParagraph"/>
         <w:numPr>
           <w:ilvl w:val="0"/>
           <w:numId w:val="14"/>
         </w:numPr>
       </w:pPr>
-      <w:proofErr w:type="spellStart"/>
-      <w:r>
-        <w:t>Unicast</w:t>
-      </w:r>
-      <w:proofErr w:type="spellEnd"/>
-      <w:r>
-        <w:t xml:space="preserve"> ping wie oben</w:t>
+      <w:r>
+        <w:t>Unicast ping wie oben</w:t>
       </w:r>
       <w:r>
         <w:t xml:space="preserve"> mit IPv4 und IPv6 (jeweils vom eigenen PC)</w:t>
@@ -1090,7 +1060,57 @@
     </w:p>
     <w:p>
       <w:pPr>
-        <w:pStyle w:val="Listenabsatz"/>
+        <w:pStyle w:val="ListParagraph"/>
+        <w:ind w:left="1080"/>
+      </w:pPr>
+      <w:r>
+        <w:rPr>
+          <w:noProof/>
+        </w:rPr>
+        <w:lastRenderedPageBreak/>
+        <w:drawing>
+          <wp:inline distT="0" distB="0" distL="0" distR="0" wp14:anchorId="64DE069A" wp14:editId="7231C935">
+            <wp:extent cx="3469153" cy="3494568"/>
+            <wp:effectExtent l="0" t="0" r="0" b="0"/>
+            <wp:docPr id="681356326" name="Picture 1" descr="A screenshot of a computer&#10;&#10;AI-generated content may be incorrect."/>
+            <wp:cNvGraphicFramePr>
+              <a:graphicFrameLocks xmlns:a="http://schemas.openxmlformats.org/drawingml/2006/main" noChangeAspect="1"/>
+            </wp:cNvGraphicFramePr>
+            <a:graphic xmlns:a="http://schemas.openxmlformats.org/drawingml/2006/main">
+              <a:graphicData uri="http://schemas.openxmlformats.org/drawingml/2006/picture">
+                <pic:pic xmlns:pic="http://schemas.openxmlformats.org/drawingml/2006/picture">
+                  <pic:nvPicPr>
+                    <pic:cNvPr id="681356326" name="Picture 1" descr="A screenshot of a computer&#10;&#10;AI-generated content may be incorrect."/>
+                    <pic:cNvPicPr/>
+                  </pic:nvPicPr>
+                  <pic:blipFill>
+                    <a:blip r:embed="rId8"/>
+                    <a:stretch>
+                      <a:fillRect/>
+                    </a:stretch>
+                  </pic:blipFill>
+                  <pic:spPr>
+                    <a:xfrm>
+                      <a:off x="0" y="0"/>
+                      <a:ext cx="3473790" cy="3499239"/>
+                    </a:xfrm>
+                    <a:prstGeom prst="rect">
+                      <a:avLst/>
+                    </a:prstGeom>
+                  </pic:spPr>
+                </pic:pic>
+              </a:graphicData>
+            </a:graphic>
+          </wp:inline>
+        </w:drawing>
+      </w:r>
+      <w:r>
+        <w:t xml:space="preserve">pc a zu pc b </w:t>
+      </w:r>
+    </w:p>
+    <w:p>
+      <w:pPr>
+        <w:pStyle w:val="ListParagraph"/>
         <w:numPr>
           <w:ilvl w:val="0"/>
           <w:numId w:val="14"/>
@@ -1117,7 +1137,53 @@
     </w:p>
     <w:p>
       <w:pPr>
-        <w:pStyle w:val="Listenabsatz"/>
+        <w:pStyle w:val="ListParagraph"/>
+        <w:ind w:left="1080"/>
+      </w:pPr>
+      <w:r>
+        <w:rPr>
+          <w:noProof/>
+        </w:rPr>
+        <w:drawing>
+          <wp:inline distT="0" distB="0" distL="0" distR="0" wp14:anchorId="34DB6DDF" wp14:editId="0BF05F2B">
+            <wp:extent cx="3583644" cy="4354569"/>
+            <wp:effectExtent l="0" t="0" r="0" b="8255"/>
+            <wp:docPr id="408168534" name="Picture 1" descr="A screenshot of a computer&#10;&#10;AI-generated content may be incorrect."/>
+            <wp:cNvGraphicFramePr>
+              <a:graphicFrameLocks xmlns:a="http://schemas.openxmlformats.org/drawingml/2006/main" noChangeAspect="1"/>
+            </wp:cNvGraphicFramePr>
+            <a:graphic xmlns:a="http://schemas.openxmlformats.org/drawingml/2006/main">
+              <a:graphicData uri="http://schemas.openxmlformats.org/drawingml/2006/picture">
+                <pic:pic xmlns:pic="http://schemas.openxmlformats.org/drawingml/2006/picture">
+                  <pic:nvPicPr>
+                    <pic:cNvPr id="408168534" name="Picture 1" descr="A screenshot of a computer&#10;&#10;AI-generated content may be incorrect."/>
+                    <pic:cNvPicPr/>
+                  </pic:nvPicPr>
+                  <pic:blipFill>
+                    <a:blip r:embed="rId9"/>
+                    <a:stretch>
+                      <a:fillRect/>
+                    </a:stretch>
+                  </pic:blipFill>
+                  <pic:spPr>
+                    <a:xfrm>
+                      <a:off x="0" y="0"/>
+                      <a:ext cx="3590815" cy="4363282"/>
+                    </a:xfrm>
+                    <a:prstGeom prst="rect">
+                      <a:avLst/>
+                    </a:prstGeom>
+                  </pic:spPr>
+                </pic:pic>
+              </a:graphicData>
+            </a:graphic>
+          </wp:inline>
+        </w:drawing>
+      </w:r>
+    </w:p>
+    <w:p>
+      <w:pPr>
+        <w:pStyle w:val="ListParagraph"/>
         <w:numPr>
           <w:ilvl w:val="0"/>
           <w:numId w:val="14"/>
@@ -1129,20 +1195,65 @@
     </w:p>
     <w:p>
       <w:pPr>
-        <w:pStyle w:val="Listenabsatz"/>
+        <w:pStyle w:val="ListParagraph"/>
+        <w:ind w:left="1080"/>
+      </w:pPr>
+      <w:r>
+        <w:rPr>
+          <w:noProof/>
+        </w:rPr>
+        <w:lastRenderedPageBreak/>
+        <w:drawing>
+          <wp:inline distT="0" distB="0" distL="0" distR="0" wp14:anchorId="1DF0780B" wp14:editId="43299706">
+            <wp:extent cx="3714307" cy="3612823"/>
+            <wp:effectExtent l="0" t="0" r="635" b="6985"/>
+            <wp:docPr id="537465329" name="Picture 1" descr="A screenshot of a computer&#10;&#10;AI-generated content may be incorrect."/>
+            <wp:cNvGraphicFramePr>
+              <a:graphicFrameLocks xmlns:a="http://schemas.openxmlformats.org/drawingml/2006/main" noChangeAspect="1"/>
+            </wp:cNvGraphicFramePr>
+            <a:graphic xmlns:a="http://schemas.openxmlformats.org/drawingml/2006/main">
+              <a:graphicData uri="http://schemas.openxmlformats.org/drawingml/2006/picture">
+                <pic:pic xmlns:pic="http://schemas.openxmlformats.org/drawingml/2006/picture">
+                  <pic:nvPicPr>
+                    <pic:cNvPr id="537465329" name="Picture 1" descr="A screenshot of a computer&#10;&#10;AI-generated content may be incorrect."/>
+                    <pic:cNvPicPr/>
+                  </pic:nvPicPr>
+                  <pic:blipFill>
+                    <a:blip r:embed="rId10"/>
+                    <a:stretch>
+                      <a:fillRect/>
+                    </a:stretch>
+                  </pic:blipFill>
+                  <pic:spPr>
+                    <a:xfrm>
+                      <a:off x="0" y="0"/>
+                      <a:ext cx="3718940" cy="3617329"/>
+                    </a:xfrm>
+                    <a:prstGeom prst="rect">
+                      <a:avLst/>
+                    </a:prstGeom>
+                  </pic:spPr>
+                </pic:pic>
+              </a:graphicData>
+            </a:graphic>
+          </wp:inline>
+        </w:drawing>
+      </w:r>
+      <w:r>
+        <w:t>timeout</w:t>
+      </w:r>
+    </w:p>
+    <w:p>
+      <w:pPr>
+        <w:pStyle w:val="ListParagraph"/>
         <w:numPr>
           <w:ilvl w:val="0"/>
           <w:numId w:val="14"/>
         </w:numPr>
       </w:pPr>
       <w:r>
-        <w:t>einen ping an die FE</w:t>
-      </w:r>
-      <w:proofErr w:type="gramStart"/>
-      <w:r>
-        <w:t>80::</w:t>
-      </w:r>
-      <w:proofErr w:type="gramEnd"/>
+        <w:t>einen ping an die FE80::</w:t>
+      </w:r>
       <w:r>
         <w:t>n</w:t>
       </w:r>
@@ -1170,7 +1281,53 @@
     </w:p>
     <w:p>
       <w:pPr>
-        <w:pStyle w:val="Listenabsatz"/>
+        <w:pStyle w:val="ListParagraph"/>
+        <w:ind w:left="1080"/>
+      </w:pPr>
+      <w:r>
+        <w:rPr>
+          <w:noProof/>
+        </w:rPr>
+        <w:drawing>
+          <wp:inline distT="0" distB="0" distL="0" distR="0" wp14:anchorId="7BBFBAB5" wp14:editId="06583A75">
+            <wp:extent cx="3659372" cy="3721395"/>
+            <wp:effectExtent l="0" t="0" r="0" b="0"/>
+            <wp:docPr id="1817774380" name="Picture 1" descr="A screenshot of a computer&#10;&#10;AI-generated content may be incorrect."/>
+            <wp:cNvGraphicFramePr>
+              <a:graphicFrameLocks xmlns:a="http://schemas.openxmlformats.org/drawingml/2006/main" noChangeAspect="1"/>
+            </wp:cNvGraphicFramePr>
+            <a:graphic xmlns:a="http://schemas.openxmlformats.org/drawingml/2006/main">
+              <a:graphicData uri="http://schemas.openxmlformats.org/drawingml/2006/picture">
+                <pic:pic xmlns:pic="http://schemas.openxmlformats.org/drawingml/2006/picture">
+                  <pic:nvPicPr>
+                    <pic:cNvPr id="1817774380" name="Picture 1" descr="A screenshot of a computer&#10;&#10;AI-generated content may be incorrect."/>
+                    <pic:cNvPicPr/>
+                  </pic:nvPicPr>
+                  <pic:blipFill>
+                    <a:blip r:embed="rId11"/>
+                    <a:stretch>
+                      <a:fillRect/>
+                    </a:stretch>
+                  </pic:blipFill>
+                  <pic:spPr>
+                    <a:xfrm>
+                      <a:off x="0" y="0"/>
+                      <a:ext cx="3666829" cy="3728978"/>
+                    </a:xfrm>
+                    <a:prstGeom prst="rect">
+                      <a:avLst/>
+                    </a:prstGeom>
+                  </pic:spPr>
+                </pic:pic>
+              </a:graphicData>
+            </a:graphic>
+          </wp:inline>
+        </w:drawing>
+      </w:r>
+    </w:p>
+    <w:p>
+      <w:pPr>
+        <w:pStyle w:val="ListParagraph"/>
         <w:numPr>
           <w:ilvl w:val="0"/>
           <w:numId w:val="14"/>
@@ -1194,16 +1351,66 @@
     </w:p>
     <w:p>
       <w:pPr>
-        <w:pStyle w:val="Listenabsatz"/>
+        <w:pStyle w:val="ListParagraph"/>
         <w:ind w:left="1080"/>
         <w:rPr>
           <w:lang w:val="de-AT"/>
         </w:rPr>
       </w:pPr>
-    </w:p>
-    <w:p>
-      <w:pPr>
-        <w:pStyle w:val="Listenabsatz"/>
+      <w:r>
+        <w:rPr>
+          <w:noProof/>
+        </w:rPr>
+        <w:lastRenderedPageBreak/>
+        <w:drawing>
+          <wp:inline distT="0" distB="0" distL="0" distR="0" wp14:anchorId="2120EC30" wp14:editId="018AC492">
+            <wp:extent cx="3742856" cy="3749749"/>
+            <wp:effectExtent l="0" t="0" r="0" b="3175"/>
+            <wp:docPr id="985612860" name="Picture 1" descr="A screenshot of a computer screen&#10;&#10;AI-generated content may be incorrect."/>
+            <wp:cNvGraphicFramePr>
+              <a:graphicFrameLocks xmlns:a="http://schemas.openxmlformats.org/drawingml/2006/main" noChangeAspect="1"/>
+            </wp:cNvGraphicFramePr>
+            <a:graphic xmlns:a="http://schemas.openxmlformats.org/drawingml/2006/main">
+              <a:graphicData uri="http://schemas.openxmlformats.org/drawingml/2006/picture">
+                <pic:pic xmlns:pic="http://schemas.openxmlformats.org/drawingml/2006/picture">
+                  <pic:nvPicPr>
+                    <pic:cNvPr id="985612860" name="Picture 1" descr="A screenshot of a computer screen&#10;&#10;AI-generated content may be incorrect."/>
+                    <pic:cNvPicPr/>
+                  </pic:nvPicPr>
+                  <pic:blipFill>
+                    <a:blip r:embed="rId12"/>
+                    <a:stretch>
+                      <a:fillRect/>
+                    </a:stretch>
+                  </pic:blipFill>
+                  <pic:spPr>
+                    <a:xfrm>
+                      <a:off x="0" y="0"/>
+                      <a:ext cx="3748767" cy="3755671"/>
+                    </a:xfrm>
+                    <a:prstGeom prst="rect">
+                      <a:avLst/>
+                    </a:prstGeom>
+                  </pic:spPr>
+                </pic:pic>
+              </a:graphicData>
+            </a:graphic>
+          </wp:inline>
+        </w:drawing>
+      </w:r>
+    </w:p>
+    <w:p>
+      <w:pPr>
+        <w:pStyle w:val="ListParagraph"/>
+        <w:ind w:left="1080"/>
+        <w:rPr>
+          <w:lang w:val="de-AT"/>
+        </w:rPr>
+      </w:pPr>
+    </w:p>
+    <w:p>
+      <w:pPr>
+        <w:pStyle w:val="ListParagraph"/>
         <w:ind w:left="1080"/>
       </w:pPr>
       <w:r>
@@ -1217,23 +1424,11 @@
         <w:t>L2-</w:t>
       </w:r>
       <w:r>
-        <w:t xml:space="preserve">Broadcast, woran einen </w:t>
-      </w:r>
-      <w:proofErr w:type="spellStart"/>
-      <w:r>
-        <w:t>Unicast</w:t>
-      </w:r>
-      <w:proofErr w:type="spellEnd"/>
-      <w:r>
-        <w:t>?</w:t>
+        <w:t>Broadcast, woran einen Unicast?</w:t>
       </w:r>
       <w:r>
         <w:br/>
-        <w:t xml:space="preserve">Dokumentiert </w:t>
-      </w:r>
-      <w:proofErr w:type="gramStart"/>
-      <w:r>
-        <w:t xml:space="preserve">einen </w:t>
+        <w:t xml:space="preserve">Dokumentiert einen </w:t>
       </w:r>
       <w:r>
         <w:t>L2</w:t>
@@ -1241,17 +1436,8 @@
       <w:r>
         <w:t>-Multicast</w:t>
       </w:r>
-      <w:proofErr w:type="gramEnd"/>
-      <w:r>
-        <w:t xml:space="preserve"> z.B. bei einem IPv6 </w:t>
-      </w:r>
-      <w:proofErr w:type="spellStart"/>
-      <w:r>
-        <w:t>Neighbordiscovery</w:t>
-      </w:r>
-      <w:proofErr w:type="spellEnd"/>
-      <w:r>
-        <w:t xml:space="preserve"> für fe80::99</w:t>
+      <w:r>
+        <w:t xml:space="preserve"> z.B. bei einem IPv6 Neighbordiscovery für fe80::99</w:t>
       </w:r>
       <w:r>
         <w:t>?</w:t>
@@ -1262,16 +1448,1028 @@
       </w:r>
       <w:r>
         <w:br/>
-        <w:t xml:space="preserve">Handelt es sich bei den Antworten um </w:t>
-      </w:r>
-      <w:proofErr w:type="spellStart"/>
-      <w:r>
-        <w:t>Unicasts</w:t>
-      </w:r>
-      <w:proofErr w:type="spellEnd"/>
-      <w:r>
-        <w:t xml:space="preserve">, Multicasts oder Broadcasts? </w:t>
-      </w:r>
+        <w:t xml:space="preserve">Handelt es sich bei den Antworten um Unicasts, Multicasts oder Broadcasts? </w:t>
+      </w:r>
+    </w:p>
+    <w:p>
+      <w:pPr>
+        <w:pStyle w:val="ListParagraph"/>
+        <w:ind w:left="1080"/>
+      </w:pPr>
+    </w:p>
+    <w:p>
+      <w:pPr>
+        <w:pStyle w:val="ListParagraph"/>
+        <w:ind w:left="1080"/>
+        <w:rPr>
+          <w:b/>
+          <w:bCs/>
+          <w:lang w:val="en-US"/>
+        </w:rPr>
+      </w:pPr>
+      <w:r>
+        <w:rPr>
+          <w:b/>
+          <w:bCs/>
+          <w:lang w:val="en-US"/>
+        </w:rPr>
+        <w:t>1. Unicast-Ping (IPv4)</w:t>
+      </w:r>
+    </w:p>
+    <w:p>
+      <w:pPr>
+        <w:pStyle w:val="ListParagraph"/>
+        <w:numPr>
+          <w:ilvl w:val="0"/>
+          <w:numId w:val="16"/>
+        </w:numPr>
+        <w:rPr>
+          <w:lang w:val="en-US"/>
+        </w:rPr>
+      </w:pPr>
+      <w:r>
+        <w:rPr>
+          <w:b/>
+          <w:bCs/>
+          <w:lang w:val="en-US"/>
+        </w:rPr>
+        <w:t>Beispiel:</w:t>
+      </w:r>
+      <w:r>
+        <w:rPr>
+          <w:lang w:val="en-US"/>
+        </w:rPr>
+        <w:t xml:space="preserve"> PC_A → PC_B</w:t>
+      </w:r>
+    </w:p>
+    <w:p>
+      <w:pPr>
+        <w:pStyle w:val="ListParagraph"/>
+        <w:numPr>
+          <w:ilvl w:val="0"/>
+          <w:numId w:val="16"/>
+        </w:numPr>
+        <w:rPr>
+          <w:lang w:val="en-US"/>
+        </w:rPr>
+      </w:pPr>
+      <w:r>
+        <w:rPr>
+          <w:b/>
+          <w:bCs/>
+          <w:lang w:val="en-US"/>
+        </w:rPr>
+        <w:t>Quell-IP:</w:t>
+      </w:r>
+      <w:r>
+        <w:rPr>
+          <w:lang w:val="en-US"/>
+        </w:rPr>
+        <w:t xml:space="preserve"> 10.25.32.33</w:t>
+      </w:r>
+    </w:p>
+    <w:p>
+      <w:pPr>
+        <w:pStyle w:val="ListParagraph"/>
+        <w:numPr>
+          <w:ilvl w:val="0"/>
+          <w:numId w:val="16"/>
+        </w:numPr>
+        <w:rPr>
+          <w:lang w:val="en-US"/>
+        </w:rPr>
+      </w:pPr>
+      <w:r>
+        <w:rPr>
+          <w:b/>
+          <w:bCs/>
+          <w:lang w:val="en-US"/>
+        </w:rPr>
+        <w:t>Ziel-IP:</w:t>
+      </w:r>
+      <w:r>
+        <w:rPr>
+          <w:lang w:val="en-US"/>
+        </w:rPr>
+        <w:t xml:space="preserve"> 10.25.32.34</w:t>
+      </w:r>
+    </w:p>
+    <w:p>
+      <w:pPr>
+        <w:pStyle w:val="ListParagraph"/>
+        <w:numPr>
+          <w:ilvl w:val="0"/>
+          <w:numId w:val="16"/>
+        </w:numPr>
+        <w:rPr>
+          <w:lang w:val="en-US"/>
+        </w:rPr>
+      </w:pPr>
+      <w:r>
+        <w:rPr>
+          <w:b/>
+          <w:bCs/>
+          <w:lang w:val="en-US"/>
+        </w:rPr>
+        <w:t>Quell-MAC:</w:t>
+      </w:r>
+      <w:r>
+        <w:rPr>
+          <w:lang w:val="en-US"/>
+        </w:rPr>
+        <w:t xml:space="preserve"> MAC von PC_A</w:t>
+      </w:r>
+    </w:p>
+    <w:p>
+      <w:pPr>
+        <w:pStyle w:val="ListParagraph"/>
+        <w:numPr>
+          <w:ilvl w:val="0"/>
+          <w:numId w:val="16"/>
+        </w:numPr>
+      </w:pPr>
+      <w:r>
+        <w:rPr>
+          <w:b/>
+          <w:bCs/>
+        </w:rPr>
+        <w:t>Ziel-MAC:</w:t>
+      </w:r>
+      <w:r>
+        <w:t xml:space="preserve"> MAC von PC_B</w:t>
+      </w:r>
+    </w:p>
+    <w:p>
+      <w:pPr>
+        <w:pStyle w:val="ListParagraph"/>
+        <w:numPr>
+          <w:ilvl w:val="0"/>
+          <w:numId w:val="16"/>
+        </w:numPr>
+        <w:rPr>
+          <w:lang w:val="en-US"/>
+        </w:rPr>
+      </w:pPr>
+      <w:r>
+        <w:rPr>
+          <w:b/>
+          <w:bCs/>
+          <w:lang w:val="en-US"/>
+        </w:rPr>
+        <w:t>L2-Typ:</w:t>
+      </w:r>
+      <w:r>
+        <w:rPr>
+          <w:lang w:val="en-US"/>
+        </w:rPr>
+        <w:t xml:space="preserve"> Unicast</w:t>
+      </w:r>
+    </w:p>
+    <w:p>
+      <w:pPr>
+        <w:pStyle w:val="ListParagraph"/>
+        <w:numPr>
+          <w:ilvl w:val="0"/>
+          <w:numId w:val="16"/>
+        </w:numPr>
+      </w:pPr>
+      <w:r>
+        <w:rPr>
+          <w:b/>
+          <w:bCs/>
+        </w:rPr>
+        <w:t>Antwort:</w:t>
+      </w:r>
+      <w:r>
+        <w:t xml:space="preserve"> Unicast von PC_B zu PC_A</w:t>
+      </w:r>
+    </w:p>
+    <w:p>
+      <w:pPr>
+        <w:pStyle w:val="ListParagraph"/>
+        <w:ind w:left="1080"/>
+        <w:rPr>
+          <w:lang w:val="en-US"/>
+        </w:rPr>
+      </w:pPr>
+      <w:r>
+        <w:rPr>
+          <w:lang w:val="en-US"/>
+        </w:rPr>
+        <w:pict w14:anchorId="41326A48">
+          <v:rect id="_x0000_i1055" style="width:0;height:1.5pt" o:hralign="center" o:hrstd="t" o:hr="t" fillcolor="#a0a0a0" stroked="f"/>
+        </w:pict>
+      </w:r>
+    </w:p>
+    <w:p>
+      <w:pPr>
+        <w:pStyle w:val="ListParagraph"/>
+        <w:ind w:left="1080"/>
+        <w:rPr>
+          <w:b/>
+          <w:bCs/>
+          <w:lang w:val="en-US"/>
+        </w:rPr>
+      </w:pPr>
+      <w:r>
+        <w:rPr>
+          <w:b/>
+          <w:bCs/>
+          <w:lang w:val="en-US"/>
+        </w:rPr>
+        <w:t>2. Unicast-Ping (IPv6)</w:t>
+      </w:r>
+    </w:p>
+    <w:p>
+      <w:pPr>
+        <w:pStyle w:val="ListParagraph"/>
+        <w:numPr>
+          <w:ilvl w:val="0"/>
+          <w:numId w:val="17"/>
+        </w:numPr>
+        <w:rPr>
+          <w:lang w:val="en-US"/>
+        </w:rPr>
+      </w:pPr>
+      <w:r>
+        <w:rPr>
+          <w:b/>
+          <w:bCs/>
+          <w:lang w:val="en-US"/>
+        </w:rPr>
+        <w:t>Beispiel:</w:t>
+      </w:r>
+      <w:r>
+        <w:rPr>
+          <w:lang w:val="en-US"/>
+        </w:rPr>
+        <w:t xml:space="preserve"> PC_A → PC_B (Link-Local FE80::)</w:t>
+      </w:r>
+    </w:p>
+    <w:p>
+      <w:pPr>
+        <w:pStyle w:val="ListParagraph"/>
+        <w:numPr>
+          <w:ilvl w:val="0"/>
+          <w:numId w:val="17"/>
+        </w:numPr>
+        <w:rPr>
+          <w:lang w:val="en-US"/>
+        </w:rPr>
+      </w:pPr>
+      <w:r>
+        <w:rPr>
+          <w:b/>
+          <w:bCs/>
+          <w:lang w:val="en-US"/>
+        </w:rPr>
+        <w:t>Quell-IP:</w:t>
+      </w:r>
+      <w:r>
+        <w:rPr>
+          <w:lang w:val="en-US"/>
+        </w:rPr>
+        <w:t xml:space="preserve"> FE80::1 (PC_A)</w:t>
+      </w:r>
+    </w:p>
+    <w:p>
+      <w:pPr>
+        <w:pStyle w:val="ListParagraph"/>
+        <w:numPr>
+          <w:ilvl w:val="0"/>
+          <w:numId w:val="17"/>
+        </w:numPr>
+      </w:pPr>
+      <w:r>
+        <w:rPr>
+          <w:b/>
+          <w:bCs/>
+        </w:rPr>
+        <w:t>Ziel-IP:</w:t>
+      </w:r>
+      <w:r>
+        <w:t xml:space="preserve"> FE80::2 (PC_B)</w:t>
+      </w:r>
+    </w:p>
+    <w:p>
+      <w:pPr>
+        <w:pStyle w:val="ListParagraph"/>
+        <w:numPr>
+          <w:ilvl w:val="0"/>
+          <w:numId w:val="17"/>
+        </w:numPr>
+        <w:rPr>
+          <w:lang w:val="en-US"/>
+        </w:rPr>
+      </w:pPr>
+      <w:r>
+        <w:rPr>
+          <w:b/>
+          <w:bCs/>
+          <w:lang w:val="en-US"/>
+        </w:rPr>
+        <w:t>Quell-MAC:</w:t>
+      </w:r>
+      <w:r>
+        <w:rPr>
+          <w:lang w:val="en-US"/>
+        </w:rPr>
+        <w:t xml:space="preserve"> MAC von PC_A</w:t>
+      </w:r>
+    </w:p>
+    <w:p>
+      <w:pPr>
+        <w:pStyle w:val="ListParagraph"/>
+        <w:numPr>
+          <w:ilvl w:val="0"/>
+          <w:numId w:val="17"/>
+        </w:numPr>
+      </w:pPr>
+      <w:r>
+        <w:rPr>
+          <w:b/>
+          <w:bCs/>
+        </w:rPr>
+        <w:t>Ziel-MAC:</w:t>
+      </w:r>
+      <w:r>
+        <w:t xml:space="preserve"> MAC von PC_B</w:t>
+      </w:r>
+    </w:p>
+    <w:p>
+      <w:pPr>
+        <w:pStyle w:val="ListParagraph"/>
+        <w:numPr>
+          <w:ilvl w:val="0"/>
+          <w:numId w:val="17"/>
+        </w:numPr>
+        <w:rPr>
+          <w:lang w:val="en-US"/>
+        </w:rPr>
+      </w:pPr>
+      <w:r>
+        <w:rPr>
+          <w:b/>
+          <w:bCs/>
+          <w:lang w:val="en-US"/>
+        </w:rPr>
+        <w:t>L2-Typ:</w:t>
+      </w:r>
+      <w:r>
+        <w:rPr>
+          <w:lang w:val="en-US"/>
+        </w:rPr>
+        <w:t xml:space="preserve"> Unicast</w:t>
+      </w:r>
+    </w:p>
+    <w:p>
+      <w:pPr>
+        <w:pStyle w:val="ListParagraph"/>
+        <w:numPr>
+          <w:ilvl w:val="0"/>
+          <w:numId w:val="17"/>
+        </w:numPr>
+      </w:pPr>
+      <w:r>
+        <w:rPr>
+          <w:b/>
+          <w:bCs/>
+        </w:rPr>
+        <w:t>Antwort:</w:t>
+      </w:r>
+      <w:r>
+        <w:t xml:space="preserve"> Unicast von PC_B zu PC_A</w:t>
+      </w:r>
+    </w:p>
+    <w:p>
+      <w:pPr>
+        <w:pStyle w:val="ListParagraph"/>
+        <w:ind w:left="1080"/>
+        <w:rPr>
+          <w:lang w:val="en-US"/>
+        </w:rPr>
+      </w:pPr>
+      <w:r>
+        <w:rPr>
+          <w:lang w:val="en-US"/>
+        </w:rPr>
+        <w:pict w14:anchorId="462429BE">
+          <v:rect id="_x0000_i1056" style="width:0;height:1.5pt" o:hralign="center" o:hrstd="t" o:hr="t" fillcolor="#a0a0a0" stroked="f"/>
+        </w:pict>
+      </w:r>
+    </w:p>
+    <w:p>
+      <w:pPr>
+        <w:pStyle w:val="ListParagraph"/>
+        <w:ind w:left="1080"/>
+        <w:rPr>
+          <w:b/>
+          <w:bCs/>
+          <w:lang w:val="en-US"/>
+        </w:rPr>
+      </w:pPr>
+      <w:r>
+        <w:rPr>
+          <w:b/>
+          <w:bCs/>
+          <w:lang w:val="en-US"/>
+        </w:rPr>
+        <w:t>3. Ping an Subnet-Broadcast (IPv4)</w:t>
+      </w:r>
+    </w:p>
+    <w:p>
+      <w:pPr>
+        <w:pStyle w:val="ListParagraph"/>
+        <w:numPr>
+          <w:ilvl w:val="0"/>
+          <w:numId w:val="18"/>
+        </w:numPr>
+        <w:rPr>
+          <w:lang w:val="en-US"/>
+        </w:rPr>
+      </w:pPr>
+      <w:r>
+        <w:rPr>
+          <w:b/>
+          <w:bCs/>
+          <w:lang w:val="en-US"/>
+        </w:rPr>
+        <w:t>Ziel-IP:</w:t>
+      </w:r>
+      <w:r>
+        <w:rPr>
+          <w:lang w:val="en-US"/>
+        </w:rPr>
+        <w:t xml:space="preserve"> 10.25.32.255</w:t>
+      </w:r>
+    </w:p>
+    <w:p>
+      <w:pPr>
+        <w:pStyle w:val="ListParagraph"/>
+        <w:numPr>
+          <w:ilvl w:val="0"/>
+          <w:numId w:val="18"/>
+        </w:numPr>
+        <w:rPr>
+          <w:lang w:val="en-US"/>
+        </w:rPr>
+      </w:pPr>
+      <w:r>
+        <w:rPr>
+          <w:b/>
+          <w:bCs/>
+          <w:lang w:val="en-US"/>
+        </w:rPr>
+        <w:t>Quell-IP:</w:t>
+      </w:r>
+      <w:r>
+        <w:rPr>
+          <w:lang w:val="en-US"/>
+        </w:rPr>
+        <w:t xml:space="preserve"> 10.25.32.33 (PC_A)</w:t>
+      </w:r>
+    </w:p>
+    <w:p>
+      <w:pPr>
+        <w:pStyle w:val="ListParagraph"/>
+        <w:numPr>
+          <w:ilvl w:val="0"/>
+          <w:numId w:val="18"/>
+        </w:numPr>
+        <w:rPr>
+          <w:lang w:val="en-US"/>
+        </w:rPr>
+      </w:pPr>
+      <w:r>
+        <w:rPr>
+          <w:b/>
+          <w:bCs/>
+          <w:lang w:val="en-US"/>
+        </w:rPr>
+        <w:t>Quell-MAC:</w:t>
+      </w:r>
+      <w:r>
+        <w:rPr>
+          <w:lang w:val="en-US"/>
+        </w:rPr>
+        <w:t xml:space="preserve"> MAC von PC_A</w:t>
+      </w:r>
+    </w:p>
+    <w:p>
+      <w:pPr>
+        <w:pStyle w:val="ListParagraph"/>
+        <w:numPr>
+          <w:ilvl w:val="0"/>
+          <w:numId w:val="18"/>
+        </w:numPr>
+        <w:rPr>
+          <w:lang w:val="en-US"/>
+        </w:rPr>
+      </w:pPr>
+      <w:r>
+        <w:rPr>
+          <w:b/>
+          <w:bCs/>
+          <w:lang w:val="en-US"/>
+        </w:rPr>
+        <w:t>Ziel-MAC:</w:t>
+      </w:r>
+      <w:r>
+        <w:rPr>
+          <w:lang w:val="en-US"/>
+        </w:rPr>
+        <w:t xml:space="preserve"> FF:FF:FF:FF:FF:FF → </w:t>
+      </w:r>
+      <w:r>
+        <w:rPr>
+          <w:b/>
+          <w:bCs/>
+          <w:lang w:val="en-US"/>
+        </w:rPr>
+        <w:t>Broadcast</w:t>
+      </w:r>
+    </w:p>
+    <w:p>
+      <w:pPr>
+        <w:pStyle w:val="ListParagraph"/>
+        <w:numPr>
+          <w:ilvl w:val="0"/>
+          <w:numId w:val="18"/>
+        </w:numPr>
+      </w:pPr>
+      <w:r>
+        <w:rPr>
+          <w:b/>
+          <w:bCs/>
+        </w:rPr>
+        <w:lastRenderedPageBreak/>
+        <w:t>Antwort:</w:t>
+      </w:r>
+      <w:r>
+        <w:t xml:space="preserve"> Jeder aktive PC im Subnetz antwortet </w:t>
+      </w:r>
+      <w:r>
+        <w:rPr>
+          <w:b/>
+          <w:bCs/>
+        </w:rPr>
+        <w:t>Unicast</w:t>
+      </w:r>
+      <w:r>
+        <w:t xml:space="preserve"> an PC_A</w:t>
+      </w:r>
+    </w:p>
+    <w:p>
+      <w:pPr>
+        <w:pStyle w:val="ListParagraph"/>
+        <w:ind w:left="1080"/>
+        <w:rPr>
+          <w:lang w:val="en-US"/>
+        </w:rPr>
+      </w:pPr>
+      <w:r>
+        <w:rPr>
+          <w:lang w:val="en-US"/>
+        </w:rPr>
+        <w:pict w14:anchorId="746232D7">
+          <v:rect id="_x0000_i1057" style="width:0;height:1.5pt" o:hralign="center" o:hrstd="t" o:hr="t" fillcolor="#a0a0a0" stroked="f"/>
+        </w:pict>
+      </w:r>
+    </w:p>
+    <w:p>
+      <w:pPr>
+        <w:pStyle w:val="ListParagraph"/>
+        <w:ind w:left="1080"/>
+        <w:rPr>
+          <w:b/>
+          <w:bCs/>
+        </w:rPr>
+      </w:pPr>
+      <w:r>
+        <w:rPr>
+          <w:b/>
+          <w:bCs/>
+        </w:rPr>
+        <w:t>4. Ping an unbekannte IPv4-Adresse im Subnetz</w:t>
+      </w:r>
+    </w:p>
+    <w:p>
+      <w:pPr>
+        <w:pStyle w:val="ListParagraph"/>
+        <w:numPr>
+          <w:ilvl w:val="0"/>
+          <w:numId w:val="19"/>
+        </w:numPr>
+        <w:rPr>
+          <w:lang w:val="en-US"/>
+        </w:rPr>
+      </w:pPr>
+      <w:r>
+        <w:rPr>
+          <w:b/>
+          <w:bCs/>
+          <w:lang w:val="en-US"/>
+        </w:rPr>
+        <w:t>Beispiel:</w:t>
+      </w:r>
+      <w:r>
+        <w:rPr>
+          <w:lang w:val="en-US"/>
+        </w:rPr>
+        <w:t xml:space="preserve"> 10.25.32.36 (nicht vergeben)</w:t>
+      </w:r>
+    </w:p>
+    <w:p>
+      <w:pPr>
+        <w:pStyle w:val="ListParagraph"/>
+        <w:numPr>
+          <w:ilvl w:val="0"/>
+          <w:numId w:val="19"/>
+        </w:numPr>
+        <w:rPr>
+          <w:lang w:val="en-US"/>
+        </w:rPr>
+      </w:pPr>
+      <w:r>
+        <w:rPr>
+          <w:b/>
+          <w:bCs/>
+          <w:lang w:val="en-US"/>
+        </w:rPr>
+        <w:t>Quell-IP:</w:t>
+      </w:r>
+      <w:r>
+        <w:rPr>
+          <w:lang w:val="en-US"/>
+        </w:rPr>
+        <w:t xml:space="preserve"> 10.25.32.33 (PC_A)</w:t>
+      </w:r>
+    </w:p>
+    <w:p>
+      <w:pPr>
+        <w:pStyle w:val="ListParagraph"/>
+        <w:numPr>
+          <w:ilvl w:val="0"/>
+          <w:numId w:val="19"/>
+        </w:numPr>
+        <w:rPr>
+          <w:lang w:val="en-US"/>
+        </w:rPr>
+      </w:pPr>
+      <w:r>
+        <w:rPr>
+          <w:b/>
+          <w:bCs/>
+          <w:lang w:val="en-US"/>
+        </w:rPr>
+        <w:t>Quell-MAC:</w:t>
+      </w:r>
+      <w:r>
+        <w:rPr>
+          <w:lang w:val="en-US"/>
+        </w:rPr>
+        <w:t xml:space="preserve"> MAC von PC_A</w:t>
+      </w:r>
+    </w:p>
+    <w:p>
+      <w:pPr>
+        <w:pStyle w:val="ListParagraph"/>
+        <w:numPr>
+          <w:ilvl w:val="0"/>
+          <w:numId w:val="19"/>
+        </w:numPr>
+      </w:pPr>
+      <w:r>
+        <w:rPr>
+          <w:b/>
+          <w:bCs/>
+        </w:rPr>
+        <w:t>Ziel-MAC:</w:t>
+      </w:r>
+      <w:r>
+        <w:t xml:space="preserve"> unbekannt → Switch löst ARP-Broadcast aus (FF:FF:FF:FF:FF:FF)</w:t>
+      </w:r>
+    </w:p>
+    <w:p>
+      <w:pPr>
+        <w:pStyle w:val="ListParagraph"/>
+        <w:numPr>
+          <w:ilvl w:val="0"/>
+          <w:numId w:val="19"/>
+        </w:numPr>
+      </w:pPr>
+      <w:r>
+        <w:rPr>
+          <w:b/>
+          <w:bCs/>
+        </w:rPr>
+        <w:t>Antwort:</w:t>
+      </w:r>
+      <w:r>
+        <w:t xml:space="preserve"> keine, da Ziel nicht existiert</w:t>
+      </w:r>
+    </w:p>
+    <w:p>
+      <w:pPr>
+        <w:pStyle w:val="ListParagraph"/>
+        <w:ind w:left="1080"/>
+        <w:rPr>
+          <w:lang w:val="en-US"/>
+        </w:rPr>
+      </w:pPr>
+      <w:r>
+        <w:rPr>
+          <w:lang w:val="en-US"/>
+        </w:rPr>
+        <w:pict w14:anchorId="7645539E">
+          <v:rect id="_x0000_i1058" style="width:0;height:1.5pt" o:hralign="center" o:hrstd="t" o:hr="t" fillcolor="#a0a0a0" stroked="f"/>
+        </w:pict>
+      </w:r>
+    </w:p>
+    <w:p>
+      <w:pPr>
+        <w:pStyle w:val="ListParagraph"/>
+        <w:ind w:left="1080"/>
+        <w:rPr>
+          <w:b/>
+          <w:bCs/>
+        </w:rPr>
+      </w:pPr>
+      <w:r>
+        <w:rPr>
+          <w:b/>
+          <w:bCs/>
+        </w:rPr>
+        <w:t>5. Ping an FE80::n (nicht vergebene IPv6-Link-Local-Adresse)</w:t>
+      </w:r>
+    </w:p>
+    <w:p>
+      <w:pPr>
+        <w:pStyle w:val="ListParagraph"/>
+        <w:numPr>
+          <w:ilvl w:val="0"/>
+          <w:numId w:val="20"/>
+        </w:numPr>
+        <w:rPr>
+          <w:lang w:val="en-US"/>
+        </w:rPr>
+      </w:pPr>
+      <w:r>
+        <w:rPr>
+          <w:b/>
+          <w:bCs/>
+          <w:lang w:val="en-US"/>
+        </w:rPr>
+        <w:t>Ziel-IP:</w:t>
+      </w:r>
+      <w:r>
+        <w:rPr>
+          <w:lang w:val="en-US"/>
+        </w:rPr>
+        <w:t xml:space="preserve"> FE80::99</w:t>
+      </w:r>
+    </w:p>
+    <w:p>
+      <w:pPr>
+        <w:pStyle w:val="ListParagraph"/>
+        <w:numPr>
+          <w:ilvl w:val="0"/>
+          <w:numId w:val="20"/>
+        </w:numPr>
+        <w:rPr>
+          <w:lang w:val="en-US"/>
+        </w:rPr>
+      </w:pPr>
+      <w:r>
+        <w:rPr>
+          <w:b/>
+          <w:bCs/>
+          <w:lang w:val="en-US"/>
+        </w:rPr>
+        <w:t>Quell-IP:</w:t>
+      </w:r>
+      <w:r>
+        <w:rPr>
+          <w:lang w:val="en-US"/>
+        </w:rPr>
+        <w:t xml:space="preserve"> FE80::1 (PC_A)</w:t>
+      </w:r>
+    </w:p>
+    <w:p>
+      <w:pPr>
+        <w:pStyle w:val="ListParagraph"/>
+        <w:numPr>
+          <w:ilvl w:val="0"/>
+          <w:numId w:val="20"/>
+        </w:numPr>
+        <w:rPr>
+          <w:lang w:val="en-US"/>
+        </w:rPr>
+      </w:pPr>
+      <w:r>
+        <w:rPr>
+          <w:b/>
+          <w:bCs/>
+          <w:lang w:val="en-US"/>
+        </w:rPr>
+        <w:t>L2-Ziel-MAC:</w:t>
+      </w:r>
+      <w:r>
+        <w:rPr>
+          <w:lang w:val="en-US"/>
+        </w:rPr>
+        <w:t xml:space="preserve"> 33:33:00:00:00:99 → </w:t>
+      </w:r>
+      <w:r>
+        <w:rPr>
+          <w:b/>
+          <w:bCs/>
+          <w:lang w:val="en-US"/>
+        </w:rPr>
+        <w:t>IPv6-Multicast</w:t>
+      </w:r>
+    </w:p>
+    <w:p>
+      <w:pPr>
+        <w:pStyle w:val="ListParagraph"/>
+        <w:numPr>
+          <w:ilvl w:val="0"/>
+          <w:numId w:val="20"/>
+        </w:numPr>
+      </w:pPr>
+      <w:r>
+        <w:rPr>
+          <w:b/>
+          <w:bCs/>
+        </w:rPr>
+        <w:t>Antwort:</w:t>
+      </w:r>
+      <w:r>
+        <w:t xml:space="preserve"> keine, da Ziel nicht vergeben</w:t>
+      </w:r>
+    </w:p>
+    <w:p>
+      <w:pPr>
+        <w:pStyle w:val="ListParagraph"/>
+        <w:ind w:left="1080"/>
+        <w:rPr>
+          <w:lang w:val="en-US"/>
+        </w:rPr>
+      </w:pPr>
+      <w:r>
+        <w:rPr>
+          <w:lang w:val="en-US"/>
+        </w:rPr>
+        <w:pict w14:anchorId="5CA5DBCB">
+          <v:rect id="_x0000_i1059" style="width:0;height:1.5pt" o:hralign="center" o:hrstd="t" o:hr="t" fillcolor="#a0a0a0" stroked="f"/>
+        </w:pict>
+      </w:r>
+    </w:p>
+    <w:p>
+      <w:pPr>
+        <w:pStyle w:val="ListParagraph"/>
+        <w:ind w:left="1080"/>
+        <w:rPr>
+          <w:b/>
+          <w:bCs/>
+          <w:lang w:val="en-US"/>
+        </w:rPr>
+      </w:pPr>
+      <w:r>
+        <w:rPr>
+          <w:b/>
+          <w:bCs/>
+          <w:lang w:val="en-US"/>
+        </w:rPr>
+        <w:t>6. Ping an FF02::1 (IPv6 All-Nodes Multicastadresse)</w:t>
+      </w:r>
+    </w:p>
+    <w:p>
+      <w:pPr>
+        <w:pStyle w:val="ListParagraph"/>
+        <w:numPr>
+          <w:ilvl w:val="0"/>
+          <w:numId w:val="21"/>
+        </w:numPr>
+        <w:rPr>
+          <w:lang w:val="en-US"/>
+        </w:rPr>
+      </w:pPr>
+      <w:r>
+        <w:rPr>
+          <w:b/>
+          <w:bCs/>
+          <w:lang w:val="en-US"/>
+        </w:rPr>
+        <w:t>Ziel-IP:</w:t>
+      </w:r>
+      <w:r>
+        <w:rPr>
+          <w:lang w:val="en-US"/>
+        </w:rPr>
+        <w:t xml:space="preserve"> FF02::1</w:t>
+      </w:r>
+    </w:p>
+    <w:p>
+      <w:pPr>
+        <w:pStyle w:val="ListParagraph"/>
+        <w:numPr>
+          <w:ilvl w:val="0"/>
+          <w:numId w:val="21"/>
+        </w:numPr>
+        <w:rPr>
+          <w:lang w:val="en-US"/>
+        </w:rPr>
+      </w:pPr>
+      <w:r>
+        <w:rPr>
+          <w:b/>
+          <w:bCs/>
+          <w:lang w:val="en-US"/>
+        </w:rPr>
+        <w:t>Quell-IP:</w:t>
+      </w:r>
+      <w:r>
+        <w:rPr>
+          <w:lang w:val="en-US"/>
+        </w:rPr>
+        <w:t xml:space="preserve"> FE80::1 (PC_A)</w:t>
+      </w:r>
+    </w:p>
+    <w:p>
+      <w:pPr>
+        <w:pStyle w:val="ListParagraph"/>
+        <w:numPr>
+          <w:ilvl w:val="0"/>
+          <w:numId w:val="21"/>
+        </w:numPr>
+        <w:rPr>
+          <w:lang w:val="en-US"/>
+        </w:rPr>
+      </w:pPr>
+      <w:r>
+        <w:rPr>
+          <w:b/>
+          <w:bCs/>
+          <w:lang w:val="en-US"/>
+        </w:rPr>
+        <w:t>L2-Ziel-MAC:</w:t>
+      </w:r>
+      <w:r>
+        <w:rPr>
+          <w:lang w:val="en-US"/>
+        </w:rPr>
+        <w:t xml:space="preserve"> 33:33:00:00:00:01 → </w:t>
+      </w:r>
+      <w:r>
+        <w:rPr>
+          <w:b/>
+          <w:bCs/>
+          <w:lang w:val="en-US"/>
+        </w:rPr>
+        <w:t>Multicast</w:t>
+      </w:r>
+    </w:p>
+    <w:p>
+      <w:pPr>
+        <w:pStyle w:val="ListParagraph"/>
+        <w:numPr>
+          <w:ilvl w:val="0"/>
+          <w:numId w:val="21"/>
+        </w:numPr>
+      </w:pPr>
+      <w:r>
+        <w:rPr>
+          <w:b/>
+          <w:bCs/>
+        </w:rPr>
+        <w:t>Antworten:</w:t>
+      </w:r>
+      <w:r>
+        <w:t xml:space="preserve"> Alle PCs (PC_B, PC_C) antworten </w:t>
+      </w:r>
+      <w:r>
+        <w:rPr>
+          <w:b/>
+          <w:bCs/>
+        </w:rPr>
+        <w:t>Unicast</w:t>
+      </w:r>
+      <w:r>
+        <w:t xml:space="preserve"> zurück zu PC_A</w:t>
+      </w:r>
+    </w:p>
+    <w:p>
+      <w:pPr>
+        <w:pStyle w:val="ListParagraph"/>
+        <w:ind w:left="1080"/>
+      </w:pPr>
+    </w:p>
+    <w:p>
+      <w:pPr>
+        <w:pStyle w:val="ListParagraph"/>
+        <w:ind w:left="1080"/>
+      </w:pPr>
     </w:p>
     <w:p>
       <w:pPr>
@@ -1285,7 +2483,7 @@
     </w:p>
     <w:p>
       <w:pPr>
-        <w:pStyle w:val="Listenabsatz"/>
+        <w:pStyle w:val="ListParagraph"/>
         <w:numPr>
           <w:ilvl w:val="0"/>
           <w:numId w:val="12"/>
@@ -1297,7 +2495,7 @@
     </w:p>
     <w:p>
       <w:pPr>
-        <w:pStyle w:val="Listenabsatz"/>
+        <w:pStyle w:val="ListParagraph"/>
       </w:pPr>
       <w:r>
         <w:t>Verbindet einen PC im PT-Szenario mit dem Konsolenkabel auf den Switch und verbindet Euch mit dem Terminalprogramm auf das CLI des Switches.</w:t>
@@ -1310,18 +2508,70 @@
         <w:t>Wofür steht das Akronym CLI?</w:t>
       </w:r>
       <w:r>
+        <w:t xml:space="preserve"> Command line interface</w:t>
+      </w:r>
+    </w:p>
+    <w:p>
+      <w:pPr>
+        <w:pStyle w:val="ListParagraph"/>
+      </w:pPr>
+      <w:r>
+        <w:t xml:space="preserve"> </w:t>
+      </w:r>
+      <w:r>
+        <w:rPr>
+          <w:noProof/>
+        </w:rPr>
+        <w:drawing>
+          <wp:inline distT="0" distB="0" distL="0" distR="0" wp14:anchorId="46B97170" wp14:editId="3FF211E1">
+            <wp:extent cx="6390640" cy="3554730"/>
+            <wp:effectExtent l="0" t="0" r="0" b="7620"/>
+            <wp:docPr id="694815736" name="Picture 1" descr="A screenshot of a computer&#10;&#10;AI-generated content may be incorrect."/>
+            <wp:cNvGraphicFramePr>
+              <a:graphicFrameLocks xmlns:a="http://schemas.openxmlformats.org/drawingml/2006/main" noChangeAspect="1"/>
+            </wp:cNvGraphicFramePr>
+            <a:graphic xmlns:a="http://schemas.openxmlformats.org/drawingml/2006/main">
+              <a:graphicData uri="http://schemas.openxmlformats.org/drawingml/2006/picture">
+                <pic:pic xmlns:pic="http://schemas.openxmlformats.org/drawingml/2006/picture">
+                  <pic:nvPicPr>
+                    <pic:cNvPr id="694815736" name="Picture 1" descr="A screenshot of a computer&#10;&#10;AI-generated content may be incorrect."/>
+                    <pic:cNvPicPr/>
+                  </pic:nvPicPr>
+                  <pic:blipFill>
+                    <a:blip r:embed="rId13"/>
+                    <a:stretch>
+                      <a:fillRect/>
+                    </a:stretch>
+                  </pic:blipFill>
+                  <pic:spPr>
+                    <a:xfrm>
+                      <a:off x="0" y="0"/>
+                      <a:ext cx="6390640" cy="3554730"/>
+                    </a:xfrm>
+                    <a:prstGeom prst="rect">
+                      <a:avLst/>
+                    </a:prstGeom>
+                  </pic:spPr>
+                </pic:pic>
+              </a:graphicData>
+            </a:graphic>
+          </wp:inline>
+        </w:drawing>
+      </w:r>
+      <w:r>
         <w:br/>
       </w:r>
     </w:p>
     <w:p>
       <w:pPr>
-        <w:pStyle w:val="Listenabsatz"/>
+        <w:pStyle w:val="ListParagraph"/>
         <w:numPr>
           <w:ilvl w:val="0"/>
           <w:numId w:val="12"/>
         </w:numPr>
       </w:pPr>
       <w:r>
+        <w:lastRenderedPageBreak/>
         <w:t>Gebt dem Switch einen</w:t>
       </w:r>
       <w:r>
@@ -1331,11 +2581,7 @@
         <w:t xml:space="preserve"> Namen</w:t>
       </w:r>
       <w:r>
-        <w:t xml:space="preserve"> (z.B. </w:t>
-      </w:r>
-      <w:proofErr w:type="spellStart"/>
-      <w:r>
-        <w:t>sw</w:t>
+        <w:t xml:space="preserve"> (z.B. sw</w:t>
       </w:r>
       <w:r>
         <w:rPr>
@@ -1344,7 +2590,6 @@
         </w:rPr>
         <w:t>Name</w:t>
       </w:r>
-      <w:proofErr w:type="spellEnd"/>
       <w:r>
         <w:t>)</w:t>
       </w:r>
@@ -1353,59 +2598,23 @@
       </w:r>
       <w:r>
         <w:br/>
-        <w:t xml:space="preserve">setzt das Cisco-Laborstandard </w:t>
-      </w:r>
-      <w:proofErr w:type="spellStart"/>
-      <w:r>
-        <w:t>enable</w:t>
-      </w:r>
-      <w:proofErr w:type="spellEnd"/>
+        <w:t>setzt das Cisco-Laborstandard enable secret</w:t>
+      </w:r>
       <w:r>
         <w:t xml:space="preserve"> </w:t>
       </w:r>
-      <w:proofErr w:type="spellStart"/>
-      <w:r>
-        <w:t>secret</w:t>
-      </w:r>
-      <w:proofErr w:type="spellEnd"/>
-      <w:r>
-        <w:t xml:space="preserve"> </w:t>
-      </w:r>
       <w:r>
         <w:t xml:space="preserve">auf </w:t>
       </w:r>
-      <w:proofErr w:type="spellStart"/>
-      <w:proofErr w:type="gramStart"/>
-      <w:r>
-        <w:t>class</w:t>
-      </w:r>
-      <w:proofErr w:type="spellEnd"/>
-      <w:r>
-        <w:t xml:space="preserve"> </w:t>
+      <w:r>
+        <w:t xml:space="preserve">class </w:t>
       </w:r>
       <w:r>
         <w:t>,</w:t>
       </w:r>
-      <w:proofErr w:type="gramEnd"/>
       <w:r>
         <w:br/>
-        <w:t xml:space="preserve">vergebt dem Switch im </w:t>
-      </w:r>
-      <w:proofErr w:type="spellStart"/>
-      <w:r>
-        <w:t>int</w:t>
-      </w:r>
-      <w:proofErr w:type="spellEnd"/>
-      <w:r>
-        <w:t xml:space="preserve"> </w:t>
-      </w:r>
-      <w:proofErr w:type="spellStart"/>
-      <w:r>
-        <w:t>vlan</w:t>
-      </w:r>
-      <w:proofErr w:type="spellEnd"/>
-      <w:r>
-        <w:t xml:space="preserve"> 1 eine IP-Adresse aus Eurem IP-Adress</w:t>
+        <w:t>vergebt dem Switch im int vlan 1 eine IP-Adresse aus Eurem IP-Adress</w:t>
       </w:r>
       <w:r>
         <w:t>bereich</w:t>
@@ -1427,13 +2636,58 @@
         <w:br/>
         <w:t>(und dokumentiert die Schritte mittels screenshot)</w:t>
       </w:r>
+    </w:p>
+    <w:p>
+      <w:pPr>
+        <w:pStyle w:val="ListParagraph"/>
+      </w:pPr>
+      <w:r>
+        <w:rPr>
+          <w:noProof/>
+        </w:rPr>
+        <w:drawing>
+          <wp:inline distT="0" distB="0" distL="0" distR="0" wp14:anchorId="033A03A6" wp14:editId="0ACDD6A2">
+            <wp:extent cx="5295900" cy="2647950"/>
+            <wp:effectExtent l="0" t="0" r="0" b="0"/>
+            <wp:docPr id="741524511" name="Picture 1" descr="A screen shot of a computer program&#10;&#10;AI-generated content may be incorrect."/>
+            <wp:cNvGraphicFramePr>
+              <a:graphicFrameLocks xmlns:a="http://schemas.openxmlformats.org/drawingml/2006/main" noChangeAspect="1"/>
+            </wp:cNvGraphicFramePr>
+            <a:graphic xmlns:a="http://schemas.openxmlformats.org/drawingml/2006/main">
+              <a:graphicData uri="http://schemas.openxmlformats.org/drawingml/2006/picture">
+                <pic:pic xmlns:pic="http://schemas.openxmlformats.org/drawingml/2006/picture">
+                  <pic:nvPicPr>
+                    <pic:cNvPr id="741524511" name="Picture 1" descr="A screen shot of a computer program&#10;&#10;AI-generated content may be incorrect."/>
+                    <pic:cNvPicPr/>
+                  </pic:nvPicPr>
+                  <pic:blipFill>
+                    <a:blip r:embed="rId14"/>
+                    <a:stretch>
+                      <a:fillRect/>
+                    </a:stretch>
+                  </pic:blipFill>
+                  <pic:spPr>
+                    <a:xfrm>
+                      <a:off x="0" y="0"/>
+                      <a:ext cx="5295900" cy="2647950"/>
+                    </a:xfrm>
+                    <a:prstGeom prst="rect">
+                      <a:avLst/>
+                    </a:prstGeom>
+                  </pic:spPr>
+                </pic:pic>
+              </a:graphicData>
+            </a:graphic>
+          </wp:inline>
+        </w:drawing>
+      </w:r>
       <w:r>
         <w:br/>
       </w:r>
     </w:p>
     <w:p>
       <w:pPr>
-        <w:pStyle w:val="Listenabsatz"/>
+        <w:pStyle w:val="ListParagraph"/>
         <w:numPr>
           <w:ilvl w:val="0"/>
           <w:numId w:val="12"/>
@@ -1443,54 +2697,37 @@
         <w:t xml:space="preserve">Konfiguriert </w:t>
       </w:r>
       <w:r>
-        <w:t xml:space="preserve">mit Hilfe des </w:t>
-      </w:r>
-      <w:proofErr w:type="spellStart"/>
-      <w:r>
-        <w:t>cheat</w:t>
-      </w:r>
-      <w:proofErr w:type="spellEnd"/>
+        <w:t xml:space="preserve">mit Hilfe des cheat sheets den </w:t>
+      </w:r>
+      <w:r>
+        <w:t>in</w:t>
+      </w:r>
+      <w:r>
+        <w:t xml:space="preserve"> band</w:t>
+      </w:r>
+      <w:r>
+        <w:t xml:space="preserve"> Zugang via SSH!</w:t>
+      </w:r>
+    </w:p>
+    <w:p>
+      <w:pPr>
+        <w:pStyle w:val="ListParagraph"/>
+      </w:pPr>
+      <w:r>
+        <w:t xml:space="preserve">Dokumentiert die notwendigen Schritte </w:t>
+      </w:r>
+      <w:r>
+        <w:t xml:space="preserve">der Konfiguration am Switch </w:t>
+      </w:r>
+      <w:r>
+        <w:t xml:space="preserve">und den erfolgreichen </w:t>
+      </w:r>
+      <w:r>
+        <w:t>Zugriff via SSH</w:t>
+      </w:r>
       <w:r>
         <w:t xml:space="preserve"> </w:t>
       </w:r>
-      <w:proofErr w:type="spellStart"/>
-      <w:r>
-        <w:t>sheets</w:t>
-      </w:r>
-      <w:proofErr w:type="spellEnd"/>
-      <w:r>
-        <w:t xml:space="preserve"> den </w:t>
-      </w:r>
-      <w:r>
-        <w:t>in</w:t>
-      </w:r>
-      <w:r>
-        <w:t xml:space="preserve"> band</w:t>
-      </w:r>
-      <w:r>
-        <w:t xml:space="preserve"> Zugang via SSH!</w:t>
-      </w:r>
-    </w:p>
-    <w:p>
-      <w:pPr>
-        <w:pStyle w:val="Listenabsatz"/>
-      </w:pPr>
-      <w:r>
-        <w:lastRenderedPageBreak/>
-        <w:t xml:space="preserve">Dokumentiert die notwendigen Schritte </w:t>
-      </w:r>
-      <w:r>
-        <w:t xml:space="preserve">der Konfiguration am Switch </w:t>
-      </w:r>
-      <w:r>
-        <w:t xml:space="preserve">und den erfolgreichen </w:t>
-      </w:r>
-      <w:r>
-        <w:t>Zugriff via SSH</w:t>
-      </w:r>
-      <w:r>
-        <w:t xml:space="preserve"> </w:t>
-      </w:r>
       <w:r>
         <w:t xml:space="preserve">im Command Fenster </w:t>
       </w:r>
@@ -1506,13 +2743,157 @@
       <w:r>
         <w:t>!</w:t>
       </w:r>
+    </w:p>
+    <w:p>
+      <w:pPr>
+        <w:pStyle w:val="ListParagraph"/>
+      </w:pPr>
+      <w:r>
+        <w:rPr>
+          <w:noProof/>
+        </w:rPr>
+        <w:drawing>
+          <wp:anchor distT="0" distB="0" distL="114300" distR="114300" simplePos="0" relativeHeight="251658240" behindDoc="0" locked="0" layoutInCell="1" allowOverlap="1" wp14:anchorId="38150904" wp14:editId="434118F6">
+            <wp:simplePos x="1084521" y="630865"/>
+            <wp:positionH relativeFrom="column">
+              <wp:align>left</wp:align>
+            </wp:positionH>
+            <wp:positionV relativeFrom="paragraph">
+              <wp:align>top</wp:align>
+            </wp:positionV>
+            <wp:extent cx="4895850" cy="1895475"/>
+            <wp:effectExtent l="0" t="0" r="0" b="9525"/>
+            <wp:wrapSquare wrapText="bothSides"/>
+            <wp:docPr id="635854789" name="Picture 1" descr="A computer screen shot of a black screen&#10;&#10;AI-generated content may be incorrect."/>
+            <wp:cNvGraphicFramePr>
+              <a:graphicFrameLocks xmlns:a="http://schemas.openxmlformats.org/drawingml/2006/main" noChangeAspect="1"/>
+            </wp:cNvGraphicFramePr>
+            <a:graphic xmlns:a="http://schemas.openxmlformats.org/drawingml/2006/main">
+              <a:graphicData uri="http://schemas.openxmlformats.org/drawingml/2006/picture">
+                <pic:pic xmlns:pic="http://schemas.openxmlformats.org/drawingml/2006/picture">
+                  <pic:nvPicPr>
+                    <pic:cNvPr id="635854789" name="Picture 1" descr="A computer screen shot of a black screen&#10;&#10;AI-generated content may be incorrect."/>
+                    <pic:cNvPicPr/>
+                  </pic:nvPicPr>
+                  <pic:blipFill>
+                    <a:blip r:embed="rId15">
+                      <a:extLst>
+                        <a:ext uri="{28A0092B-C50C-407E-A947-70E740481C1C}">
+                          <a14:useLocalDpi xmlns:a14="http://schemas.microsoft.com/office/drawing/2010/main" val="0"/>
+                        </a:ext>
+                      </a:extLst>
+                    </a:blip>
+                    <a:stretch>
+                      <a:fillRect/>
+                    </a:stretch>
+                  </pic:blipFill>
+                  <pic:spPr>
+                    <a:xfrm>
+                      <a:off x="0" y="0"/>
+                      <a:ext cx="4895850" cy="1895475"/>
+                    </a:xfrm>
+                    <a:prstGeom prst="rect">
+                      <a:avLst/>
+                    </a:prstGeom>
+                  </pic:spPr>
+                </pic:pic>
+              </a:graphicData>
+            </a:graphic>
+          </wp:anchor>
+        </w:drawing>
+      </w:r>
+    </w:p>
+    <w:p>
+      <w:pPr>
+        <w:pStyle w:val="ListParagraph"/>
+      </w:pPr>
+    </w:p>
+    <w:p>
+      <w:pPr>
+        <w:pStyle w:val="ListParagraph"/>
+      </w:pPr>
+    </w:p>
+    <w:p>
+      <w:pPr>
+        <w:pStyle w:val="ListParagraph"/>
+      </w:pPr>
+    </w:p>
+    <w:p>
+      <w:pPr>
+        <w:pStyle w:val="ListParagraph"/>
+      </w:pPr>
+    </w:p>
+    <w:p>
+      <w:pPr>
+        <w:pStyle w:val="ListParagraph"/>
+      </w:pPr>
+    </w:p>
+    <w:p>
+      <w:pPr>
+        <w:pStyle w:val="ListParagraph"/>
+      </w:pPr>
+    </w:p>
+    <w:p>
+      <w:pPr>
+        <w:pStyle w:val="ListParagraph"/>
+      </w:pPr>
+    </w:p>
+    <w:p>
+      <w:pPr>
+        <w:pStyle w:val="ListParagraph"/>
+      </w:pPr>
+      <w:r>
+        <w:rPr>
+          <w:noProof/>
+        </w:rPr>
+        <w:drawing>
+          <wp:inline distT="0" distB="0" distL="0" distR="0" wp14:anchorId="7B495F34" wp14:editId="4CF07B2F">
+            <wp:extent cx="2085975" cy="1076325"/>
+            <wp:effectExtent l="0" t="0" r="9525" b="9525"/>
+            <wp:docPr id="987393535" name="Picture 1" descr="A screen shot of a computer&#10;&#10;AI-generated content may be incorrect."/>
+            <wp:cNvGraphicFramePr>
+              <a:graphicFrameLocks xmlns:a="http://schemas.openxmlformats.org/drawingml/2006/main" noChangeAspect="1"/>
+            </wp:cNvGraphicFramePr>
+            <a:graphic xmlns:a="http://schemas.openxmlformats.org/drawingml/2006/main">
+              <a:graphicData uri="http://schemas.openxmlformats.org/drawingml/2006/picture">
+                <pic:pic xmlns:pic="http://schemas.openxmlformats.org/drawingml/2006/picture">
+                  <pic:nvPicPr>
+                    <pic:cNvPr id="987393535" name="Picture 1" descr="A screen shot of a computer&#10;&#10;AI-generated content may be incorrect."/>
+                    <pic:cNvPicPr/>
+                  </pic:nvPicPr>
+                  <pic:blipFill>
+                    <a:blip r:embed="rId16"/>
+                    <a:stretch>
+                      <a:fillRect/>
+                    </a:stretch>
+                  </pic:blipFill>
+                  <pic:spPr>
+                    <a:xfrm>
+                      <a:off x="0" y="0"/>
+                      <a:ext cx="2085975" cy="1076325"/>
+                    </a:xfrm>
+                    <a:prstGeom prst="rect">
+                      <a:avLst/>
+                    </a:prstGeom>
+                  </pic:spPr>
+                </pic:pic>
+              </a:graphicData>
+            </a:graphic>
+          </wp:inline>
+        </w:drawing>
+      </w:r>
+    </w:p>
+    <w:p>
+      <w:pPr>
+        <w:pStyle w:val="ListParagraph"/>
+      </w:pPr>
       <w:r>
         <w:br/>
       </w:r>
     </w:p>
     <w:p>
       <w:pPr>
-        <w:pStyle w:val="Listenabsatz"/>
+        <w:pStyle w:val="ListParagraph"/>
         <w:numPr>
           <w:ilvl w:val="0"/>
           <w:numId w:val="12"/>
@@ -1526,50 +2907,22 @@
       </w:r>
       <w:r>
         <w:br/>
-      </w:r>
-      <w:proofErr w:type="spellStart"/>
-      <w:r>
-        <w:t>show</w:t>
-      </w:r>
-      <w:proofErr w:type="spellEnd"/>
-      <w:r>
-        <w:t xml:space="preserve"> </w:t>
-      </w:r>
-      <w:proofErr w:type="spellStart"/>
-      <w:r>
-        <w:t>mac</w:t>
-      </w:r>
-      <w:proofErr w:type="spellEnd"/>
-      <w:r>
-        <w:t xml:space="preserve"> </w:t>
-      </w:r>
-      <w:r>
-        <w:t>adress-</w:t>
-      </w:r>
-      <w:proofErr w:type="spellStart"/>
-      <w:r>
-        <w:t>table</w:t>
-      </w:r>
-      <w:proofErr w:type="spellEnd"/>
-      <w:r>
-        <w:t xml:space="preserve"> </w:t>
+        <w:t xml:space="preserve">show mac </w:t>
+      </w:r>
+      <w:r>
+        <w:t xml:space="preserve">adress-table </w:t>
       </w:r>
       <w:r>
         <w:br/>
-        <w:t xml:space="preserve">die </w:t>
-      </w:r>
-      <w:proofErr w:type="spellStart"/>
-      <w:r>
-        <w:t>Switching</w:t>
-      </w:r>
-      <w:proofErr w:type="spellEnd"/>
-      <w:r>
-        <w:t>-Tabelle des Switches. Was erkennt Ihr?</w:t>
-      </w:r>
-    </w:p>
-    <w:p>
-      <w:pPr>
-        <w:pStyle w:val="Listenabsatz"/>
+        <w:t>die Switching-Tabelle des Switches. Was erkennt Ihr?</w:t>
+      </w:r>
+      <w:r>
+        <w:t xml:space="preserve"> Alle mac addressen, ports, sind dynamisch</w:t>
+      </w:r>
+    </w:p>
+    <w:p>
+      <w:pPr>
+        <w:pStyle w:val="ListParagraph"/>
       </w:pPr>
       <w:r>
         <w:t xml:space="preserve">Vergleicht die Adressen mit den Adressen der </w:t>
@@ -1581,25 +2934,66 @@
         <w:t>PCs.</w:t>
       </w:r>
       <w:r>
-        <w:t xml:space="preserve"> Stimmen die </w:t>
-      </w:r>
-      <w:proofErr w:type="spellStart"/>
-      <w:r>
-        <w:t>Netzwerkports</w:t>
-      </w:r>
-      <w:proofErr w:type="spellEnd"/>
-      <w:r>
-        <w:t>?</w:t>
-      </w:r>
-    </w:p>
-    <w:p>
-      <w:pPr>
-        <w:pStyle w:val="Listenabsatz"/>
-      </w:pPr>
-    </w:p>
-    <w:p>
-      <w:pPr>
-        <w:pStyle w:val="Listenabsatz"/>
+        <w:t xml:space="preserve"> Stimmen die Netzwerkports?</w:t>
+      </w:r>
+      <w:r>
+        <w:t xml:space="preserve"> jz</w:t>
+      </w:r>
+    </w:p>
+    <w:p>
+      <w:pPr>
+        <w:pStyle w:val="ListParagraph"/>
+      </w:pPr>
+      <w:r>
+        <w:rPr>
+          <w:noProof/>
+        </w:rPr>
+        <w:lastRenderedPageBreak/>
+        <w:drawing>
+          <wp:inline distT="0" distB="0" distL="0" distR="0" wp14:anchorId="305F68DC" wp14:editId="7BDA2E3F">
+            <wp:extent cx="3038475" cy="1562100"/>
+            <wp:effectExtent l="0" t="0" r="9525" b="0"/>
+            <wp:docPr id="1916020899" name="Picture 1" descr="A computer screen shot of a black screen&#10;&#10;AI-generated content may be incorrect."/>
+            <wp:cNvGraphicFramePr>
+              <a:graphicFrameLocks xmlns:a="http://schemas.openxmlformats.org/drawingml/2006/main" noChangeAspect="1"/>
+            </wp:cNvGraphicFramePr>
+            <a:graphic xmlns:a="http://schemas.openxmlformats.org/drawingml/2006/main">
+              <a:graphicData uri="http://schemas.openxmlformats.org/drawingml/2006/picture">
+                <pic:pic xmlns:pic="http://schemas.openxmlformats.org/drawingml/2006/picture">
+                  <pic:nvPicPr>
+                    <pic:cNvPr id="1916020899" name="Picture 1" descr="A computer screen shot of a black screen&#10;&#10;AI-generated content may be incorrect."/>
+                    <pic:cNvPicPr/>
+                  </pic:nvPicPr>
+                  <pic:blipFill>
+                    <a:blip r:embed="rId17"/>
+                    <a:stretch>
+                      <a:fillRect/>
+                    </a:stretch>
+                  </pic:blipFill>
+                  <pic:spPr>
+                    <a:xfrm>
+                      <a:off x="0" y="0"/>
+                      <a:ext cx="3038475" cy="1562100"/>
+                    </a:xfrm>
+                    <a:prstGeom prst="rect">
+                      <a:avLst/>
+                    </a:prstGeom>
+                  </pic:spPr>
+                </pic:pic>
+              </a:graphicData>
+            </a:graphic>
+          </wp:inline>
+        </w:drawing>
+      </w:r>
+    </w:p>
+    <w:p>
+      <w:pPr>
+        <w:pStyle w:val="ListParagraph"/>
+      </w:pPr>
+    </w:p>
+    <w:p>
+      <w:pPr>
+        <w:pStyle w:val="ListParagraph"/>
         <w:numPr>
           <w:ilvl w:val="0"/>
           <w:numId w:val="12"/>
@@ -1609,6 +3003,9 @@
         <w:t>Warum spricht man von einem sogenannten L2-Switch?</w:t>
       </w:r>
       <w:r>
+        <w:t xml:space="preserve"> Weil er mit mac adressen arbeitet</w:t>
+      </w:r>
+      <w:r>
         <w:br/>
         <w:t xml:space="preserve">Wozu dient </w:t>
       </w:r>
@@ -1625,11 +3022,22 @@
         <w:t>des Switches?</w:t>
       </w:r>
       <w:r>
+        <w:t xml:space="preserve"> Wegen management (ssh, telnet, web)</w:t>
+      </w:r>
+      <w:r>
         <w:br/>
       </w:r>
       <w:r>
         <w:t>Braucht es diese für die Funktion des Netzes?</w:t>
       </w:r>
+      <w:r>
+        <w:t xml:space="preserve"> Nein, kein ip gebraucht</w:t>
+      </w:r>
+    </w:p>
+    <w:p>
+      <w:pPr>
+        <w:pStyle w:val="ListParagraph"/>
+      </w:pPr>
     </w:p>
     <w:p>
       <w:pPr>
@@ -1648,7 +3056,7 @@
     </w:p>
     <w:p>
       <w:pPr>
-        <w:pStyle w:val="berschrift4"/>
+        <w:pStyle w:val="Heading4"/>
       </w:pPr>
       <w:r>
         <w:lastRenderedPageBreak/>
@@ -1678,7 +3086,7 @@
     </w:p>
     <w:p>
       <w:pPr>
-        <w:pStyle w:val="StandardWeb"/>
+        <w:pStyle w:val="NormalWeb"/>
       </w:pPr>
       <w:r>
         <w:t>Über</w:t>
@@ -1692,7 +3100,7 @@
     </w:p>
     <w:p>
       <w:pPr>
-        <w:pStyle w:val="StandardWeb"/>
+        <w:pStyle w:val="NormalWeb"/>
       </w:pPr>
       <w:r>
         <w:t>Hängt die Labor-PCs a</w:t>
@@ -1724,7 +3132,7 @@
     </w:p>
     <w:p>
       <w:pPr>
-        <w:pStyle w:val="Listenabsatz"/>
+        <w:pStyle w:val="ListParagraph"/>
         <w:numPr>
           <w:ilvl w:val="0"/>
           <w:numId w:val="8"/>
@@ -1764,7 +3172,6 @@
         </w:rPr>
         <w:t xml:space="preserve"> </w:t>
       </w:r>
-      <w:proofErr w:type="spellStart"/>
       <w:r>
         <w:rPr>
           <w:rFonts w:ascii="Courier New" w:hAnsi="Courier New" w:cs="Courier New"/>
@@ -1775,25 +3182,10 @@
         <w:rPr>
           <w:rFonts w:ascii="Courier New" w:hAnsi="Courier New" w:cs="Courier New"/>
         </w:rPr>
-        <w:t>config</w:t>
-      </w:r>
-      <w:proofErr w:type="spellEnd"/>
-      <w:r>
-        <w:rPr>
-          <w:rFonts w:ascii="Courier New" w:hAnsi="Courier New" w:cs="Courier New"/>
-        </w:rPr>
-        <w:t xml:space="preserve"> /all </w:t>
-      </w:r>
-      <w:r>
-        <w:t xml:space="preserve">in einer </w:t>
-      </w:r>
-      <w:proofErr w:type="gramStart"/>
-      <w:r>
-        <w:t>CMD Box</w:t>
-      </w:r>
-      <w:proofErr w:type="gramEnd"/>
-      <w:r>
-        <w:t xml:space="preserve"> die IP-Einstellungen </w:t>
+        <w:t xml:space="preserve">config /all </w:t>
+      </w:r>
+      <w:r>
+        <w:t xml:space="preserve">in einer CMD Box die IP-Einstellungen </w:t>
       </w:r>
       <w:r>
         <w:t>Deines</w:t>
@@ -1807,7 +3199,7 @@
     </w:p>
     <w:p>
       <w:pPr>
-        <w:pStyle w:val="Listenabsatz"/>
+        <w:pStyle w:val="ListParagraph"/>
         <w:numPr>
           <w:ilvl w:val="0"/>
           <w:numId w:val="8"/>
@@ -1837,7 +3229,7 @@
     </w:p>
     <w:p>
       <w:pPr>
-        <w:pStyle w:val="Listenabsatz"/>
+        <w:pStyle w:val="ListParagraph"/>
         <w:numPr>
           <w:ilvl w:val="0"/>
           <w:numId w:val="8"/>
@@ -1891,29 +3283,13 @@
         <w:t xml:space="preserve"> Jeder Sch</w:t>
       </w:r>
       <w:r>
-        <w:t xml:space="preserve">üler verbindet sich dazu mit </w:t>
-      </w:r>
-      <w:proofErr w:type="spellStart"/>
-      <w:r>
-        <w:t>putty</w:t>
-      </w:r>
-      <w:proofErr w:type="spellEnd"/>
-      <w:r>
-        <w:t xml:space="preserve"> von seinem PC aus und dokumentiert das.</w:t>
+        <w:t>üler verbindet sich dazu mit putty von seinem PC aus und dokumentiert das.</w:t>
       </w:r>
       <w:r>
         <w:br/>
       </w:r>
       <w:r>
-        <w:t>(</w:t>
-      </w:r>
-      <w:proofErr w:type="spellStart"/>
-      <w:r>
-        <w:t>screenshots</w:t>
-      </w:r>
-      <w:proofErr w:type="spellEnd"/>
-      <w:r>
-        <w:t>)</w:t>
+        <w:t>(screenshots)</w:t>
       </w:r>
       <w:r>
         <w:br/>
@@ -1921,7 +3297,7 @@
     </w:p>
     <w:p>
       <w:pPr>
-        <w:pStyle w:val="Listenabsatz"/>
+        <w:pStyle w:val="ListParagraph"/>
         <w:numPr>
           <w:ilvl w:val="0"/>
           <w:numId w:val="8"/>
@@ -1930,11 +3306,9 @@
       <w:r>
         <w:t xml:space="preserve">Dokumentiert auch im Laborszenario die </w:t>
       </w:r>
-      <w:proofErr w:type="spellStart"/>
       <w:r>
         <w:t>Switching</w:t>
       </w:r>
-      <w:proofErr w:type="spellEnd"/>
       <w:r>
         <w:t>-Tabelle!</w:t>
       </w:r>
@@ -1943,15 +3317,7 @@
       </w:r>
       <w:r>
         <w:br/>
-        <w:t>(</w:t>
-      </w:r>
-      <w:proofErr w:type="spellStart"/>
-      <w:r>
-        <w:t>screenshots</w:t>
-      </w:r>
-      <w:proofErr w:type="spellEnd"/>
-      <w:r>
-        <w:t>)</w:t>
+        <w:t>(screenshots)</w:t>
       </w:r>
       <w:r>
         <w:br/>
@@ -1959,30 +3325,17 @@
     </w:p>
     <w:p>
       <w:pPr>
-        <w:pStyle w:val="Listenabsatz"/>
+        <w:pStyle w:val="ListParagraph"/>
         <w:numPr>
           <w:ilvl w:val="0"/>
           <w:numId w:val="8"/>
         </w:numPr>
       </w:pPr>
-      <w:proofErr w:type="spellStart"/>
-      <w:r>
-        <w:t>Advanced</w:t>
-      </w:r>
-      <w:proofErr w:type="spellEnd"/>
-      <w:r>
-        <w:t xml:space="preserve"> Aufgaben</w:t>
-      </w:r>
-      <w:r>
-        <w:t xml:space="preserve"> (ebenso mit </w:t>
-      </w:r>
-      <w:proofErr w:type="spellStart"/>
-      <w:r>
-        <w:t>screenshots</w:t>
-      </w:r>
-      <w:proofErr w:type="spellEnd"/>
-      <w:r>
-        <w:t xml:space="preserve"> dokumentieren)</w:t>
+      <w:r>
+        <w:t>Advanced Aufgaben</w:t>
+      </w:r>
+      <w:r>
+        <w:t xml:space="preserve"> (ebenso mit screenshots dokumentieren)</w:t>
       </w:r>
       <w:r>
         <w:t>:</w:t>
@@ -1990,85 +3343,40 @@
     </w:p>
     <w:p>
       <w:pPr>
-        <w:pStyle w:val="Listenabsatz"/>
+        <w:pStyle w:val="ListParagraph"/>
         <w:numPr>
           <w:ilvl w:val="1"/>
           <w:numId w:val="8"/>
         </w:numPr>
       </w:pPr>
       <w:r>
-        <w:t xml:space="preserve">Erlaube am Switch den Remote Zugang via </w:t>
-      </w:r>
-      <w:proofErr w:type="spellStart"/>
-      <w:r>
-        <w:t>telnet</w:t>
-      </w:r>
-      <w:proofErr w:type="spellEnd"/>
-      <w:r>
-        <w:t xml:space="preserve"> und </w:t>
-      </w:r>
-      <w:proofErr w:type="spellStart"/>
-      <w:r>
-        <w:t>ssh</w:t>
-      </w:r>
-      <w:proofErr w:type="spellEnd"/>
-    </w:p>
-    <w:p>
-      <w:pPr>
-        <w:pStyle w:val="Listenabsatz"/>
+        <w:t>Erlaube am Switch den Remote Zugang via telnet und ssh</w:t>
+      </w:r>
+    </w:p>
+    <w:p>
+      <w:pPr>
+        <w:pStyle w:val="ListParagraph"/>
         <w:numPr>
           <w:ilvl w:val="1"/>
           <w:numId w:val="8"/>
         </w:numPr>
       </w:pPr>
       <w:r>
-        <w:t xml:space="preserve">Starte auf deinem PC </w:t>
-      </w:r>
-      <w:proofErr w:type="spellStart"/>
-      <w:r>
-        <w:t>wireshark</w:t>
-      </w:r>
-      <w:proofErr w:type="spellEnd"/>
-      <w:r>
-        <w:t xml:space="preserve"> und vergleiche die Kommunikation mit </w:t>
-      </w:r>
-      <w:proofErr w:type="spellStart"/>
-      <w:r>
-        <w:t>ssh</w:t>
-      </w:r>
-      <w:proofErr w:type="spellEnd"/>
-      <w:r>
-        <w:t xml:space="preserve"> vs. der Kommunikation mit </w:t>
-      </w:r>
-      <w:proofErr w:type="spellStart"/>
-      <w:r>
-        <w:t>telnet</w:t>
-      </w:r>
-      <w:proofErr w:type="spellEnd"/>
-      <w:r>
-        <w:t>.</w:t>
-      </w:r>
-    </w:p>
-    <w:p>
-      <w:pPr>
-        <w:pStyle w:val="Listenabsatz"/>
+        <w:t>Starte auf deinem PC wireshark und vergleiche die Kommunikation mit ssh vs. der Kommunikation mit telnet.</w:t>
+      </w:r>
+    </w:p>
+    <w:p>
+      <w:pPr>
+        <w:pStyle w:val="ListParagraph"/>
         <w:ind w:left="1440"/>
       </w:pPr>
       <w:r>
-        <w:t xml:space="preserve">Dokumentiere die bei </w:t>
-      </w:r>
-      <w:proofErr w:type="spellStart"/>
-      <w:r>
-        <w:t>telnet</w:t>
-      </w:r>
-      <w:proofErr w:type="spellEnd"/>
-      <w:r>
-        <w:t xml:space="preserve"> unverschlüsselt übertragene Kommunikation bei der Anmeldung und ermittle das übertragene Passwort.</w:t>
-      </w:r>
-    </w:p>
-    <w:p>
-      <w:pPr>
-        <w:pStyle w:val="Listenabsatz"/>
+        <w:t>Dokumentiere die bei telnet unverschlüsselt übertragene Kommunikation bei der Anmeldung und ermittle das übertragene Passwort.</w:t>
+      </w:r>
+    </w:p>
+    <w:p>
+      <w:pPr>
+        <w:pStyle w:val="ListParagraph"/>
         <w:numPr>
           <w:ilvl w:val="1"/>
           <w:numId w:val="8"/>
@@ -2080,38 +3388,22 @@
     </w:p>
     <w:p>
       <w:pPr>
-        <w:pStyle w:val="Listenabsatz"/>
+        <w:pStyle w:val="ListParagraph"/>
         <w:ind w:left="1440"/>
         <w:rPr>
           <w:rFonts w:ascii="Courier New" w:hAnsi="Courier New" w:cs="Courier New"/>
         </w:rPr>
       </w:pPr>
-      <w:proofErr w:type="spellStart"/>
       <w:r>
         <w:rPr>
           <w:rFonts w:ascii="Courier New" w:hAnsi="Courier New" w:cs="Courier New"/>
         </w:rPr>
-        <w:t>ip</w:t>
-      </w:r>
-      <w:proofErr w:type="spellEnd"/>
-      <w:r>
-        <w:rPr>
-          <w:rFonts w:ascii="Courier New" w:hAnsi="Courier New" w:cs="Courier New"/>
-        </w:rPr>
-        <w:t xml:space="preserve"> http </w:t>
-      </w:r>
-      <w:proofErr w:type="spellStart"/>
-      <w:r>
-        <w:rPr>
-          <w:rFonts w:ascii="Courier New" w:hAnsi="Courier New" w:cs="Courier New"/>
-        </w:rPr>
-        <w:t>server</w:t>
-      </w:r>
-      <w:proofErr w:type="spellEnd"/>
-    </w:p>
-    <w:p>
-      <w:pPr>
-        <w:pStyle w:val="Listenabsatz"/>
+        <w:t>ip http server</w:t>
+      </w:r>
+    </w:p>
+    <w:p>
+      <w:pPr>
+        <w:pStyle w:val="ListParagraph"/>
         <w:ind w:left="1440"/>
       </w:pPr>
       <w:r>
@@ -2120,7 +3412,7 @@
     </w:p>
     <w:p>
       <w:pPr>
-        <w:pStyle w:val="Listenabsatz"/>
+        <w:pStyle w:val="ListParagraph"/>
         <w:numPr>
           <w:ilvl w:val="1"/>
           <w:numId w:val="8"/>
@@ -2132,7 +3424,7 @@
     </w:p>
     <w:p>
       <w:pPr>
-        <w:pStyle w:val="Listenabsatz"/>
+        <w:pStyle w:val="ListParagraph"/>
         <w:ind w:left="1440"/>
       </w:pPr>
       <w:r>
@@ -2153,7 +3445,7 @@
     </w:p>
     <w:p>
       <w:pPr>
-        <w:pStyle w:val="Listenabsatz"/>
+        <w:pStyle w:val="ListParagraph"/>
         <w:numPr>
           <w:ilvl w:val="1"/>
           <w:numId w:val="8"/>
@@ -2168,7 +3460,7 @@
     </w:p>
     <w:p>
       <w:pPr>
-        <w:pStyle w:val="Listenabsatz"/>
+        <w:pStyle w:val="ListParagraph"/>
         <w:numPr>
           <w:ilvl w:val="1"/>
           <w:numId w:val="8"/>
@@ -2180,7 +3472,7 @@
     </w:p>
     <w:p>
       <w:pPr>
-        <w:pStyle w:val="Listenabsatz"/>
+        <w:pStyle w:val="ListParagraph"/>
         <w:ind w:left="1440"/>
       </w:pPr>
       <w:r>
@@ -2192,7 +3484,7 @@
     </w:p>
     <w:p>
       <w:pPr>
-        <w:pStyle w:val="Listenabsatz"/>
+        <w:pStyle w:val="ListParagraph"/>
         <w:numPr>
           <w:ilvl w:val="0"/>
           <w:numId w:val="8"/>
@@ -2205,43 +3497,25 @@
         <w:br/>
         <w:t xml:space="preserve">Bitte unbedingt Eure Konfiguration mit </w:t>
       </w:r>
-      <w:proofErr w:type="spellStart"/>
       <w:r>
         <w:rPr>
           <w:rFonts w:ascii="Courier New" w:hAnsi="Courier New" w:cs="Courier New"/>
           <w:b/>
         </w:rPr>
-        <w:t>erase</w:t>
-      </w:r>
-      <w:proofErr w:type="spellEnd"/>
-      <w:r>
-        <w:rPr>
-          <w:rFonts w:ascii="Courier New" w:hAnsi="Courier New" w:cs="Courier New"/>
-          <w:b/>
-        </w:rPr>
-        <w:t xml:space="preserve"> </w:t>
-      </w:r>
-      <w:proofErr w:type="spellStart"/>
-      <w:r>
-        <w:rPr>
-          <w:rFonts w:ascii="Courier New" w:hAnsi="Courier New" w:cs="Courier New"/>
-          <w:b/>
-        </w:rPr>
-        <w:t>startup-config</w:t>
-      </w:r>
-      <w:proofErr w:type="spellEnd"/>
+        <w:t>erase startup-config</w:t>
+      </w:r>
       <w:r>
         <w:t xml:space="preserve"> löschen!</w:t>
       </w:r>
     </w:p>
     <w:p>
       <w:pPr>
-        <w:pStyle w:val="Listenabsatz"/>
-      </w:pPr>
-    </w:p>
-    <w:p>
-      <w:pPr>
-        <w:pStyle w:val="Listenabsatz"/>
+        <w:pStyle w:val="ListParagraph"/>
+      </w:pPr>
+    </w:p>
+    <w:p>
+      <w:pPr>
+        <w:pStyle w:val="ListParagraph"/>
         <w:numPr>
           <w:ilvl w:val="0"/>
           <w:numId w:val="8"/>
@@ -2297,7 +3571,7 @@
 </file>
 
 <file path=word/numbering.xml><?xml version="1.0" encoding="utf-8"?>
-<w:numbering xmlns:wpc="http://schemas.microsoft.com/office/word/2010/wordprocessingCanvas" xmlns:cx="http://schemas.microsoft.com/office/drawing/2014/chartex" xmlns:cx1="http://schemas.microsoft.com/office/drawing/2015/9/8/chartex" xmlns:cx2="http://schemas.microsoft.com/office/drawing/2015/10/21/chartex" xmlns:cx3="http://schemas.microsoft.com/office/drawing/2016/5/9/chartex" xmlns:cx4="http://schemas.microsoft.com/office/drawing/2016/5/10/chartex" xmlns:cx5="http://schemas.microsoft.com/office/drawing/2016/5/11/chartex" xmlns:cx6="http://schemas.microsoft.com/office/drawing/2016/5/12/chartex" xmlns:cx7="http://schemas.microsoft.com/office/drawing/2016/5/13/chartex" xmlns:cx8="http://schemas.microsoft.com/office/drawing/2016/5/14/chartex" xmlns:mc="http://schemas.openxmlformats.org/markup-compatibility/2006" xmlns:aink="http://schemas.microsoft.com/office/drawing/2016/ink" xmlns:am3d="http://schemas.microsoft.com/office/drawing/2017/model3d" xmlns:o="urn:schemas-microsoft-com:office:office" xmlns:oel="http://schemas.microsoft.com/office/2019/extlst" xmlns:r="http://schemas.openxmlformats.org/officeDocument/2006/relationships" xmlns:m="http://schemas.openxmlformats.org/officeDocument/2006/math" xmlns:v="urn:schemas-microsoft-com:vml" xmlns:wp14="http://schemas.microsoft.com/office/word/2010/wordprocessingDrawing" xmlns:wp="http://schemas.openxmlformats.org/drawingml/2006/wordprocessingDrawing" xmlns:w10="urn:schemas-microsoft-com:office:word" xmlns:w="http://schemas.openxmlformats.org/wordprocessingml/2006/main" xmlns:w14="http://schemas.microsoft.com/office/word/2010/wordml" xmlns:w15="http://schemas.microsoft.com/office/word/2012/wordml" xmlns:w16cex="http://schemas.microsoft.com/office/word/2018/wordml/cex" xmlns:w16cid="http://schemas.microsoft.com/office/word/2016/wordml/cid" xmlns:w16="http://schemas.microsoft.com/office/word/2018/wordml" xmlns:w16sdtdh="http://schemas.microsoft.com/office/word/2020/wordml/sdtdatahash" xmlns:w16se="http://schemas.microsoft.com/office/word/2015/wordml/symex" xmlns:wpg="http://schemas.microsoft.com/office/word/2010/wordprocessingGroup" xmlns:wpi="http://schemas.microsoft.com/office/word/2010/wordprocessingInk" xmlns:wne="http://schemas.microsoft.com/office/word/2006/wordml" xmlns:wps="http://schemas.microsoft.com/office/word/2010/wordprocessingShape" mc:Ignorable="w14 w15 w16se w16cid w16 w16cex w16sdtdh wp14">
+<w:numbering xmlns:wpc="http://schemas.microsoft.com/office/word/2010/wordprocessingCanvas" xmlns:cx="http://schemas.microsoft.com/office/drawing/2014/chartex" xmlns:cx1="http://schemas.microsoft.com/office/drawing/2015/9/8/chartex" xmlns:cx2="http://schemas.microsoft.com/office/drawing/2015/10/21/chartex" xmlns:cx3="http://schemas.microsoft.com/office/drawing/2016/5/9/chartex" xmlns:cx4="http://schemas.microsoft.com/office/drawing/2016/5/10/chartex" xmlns:cx5="http://schemas.microsoft.com/office/drawing/2016/5/11/chartex" xmlns:cx6="http://schemas.microsoft.com/office/drawing/2016/5/12/chartex" xmlns:cx7="http://schemas.microsoft.com/office/drawing/2016/5/13/chartex" xmlns:cx8="http://schemas.microsoft.com/office/drawing/2016/5/14/chartex" xmlns:mc="http://schemas.openxmlformats.org/markup-compatibility/2006" xmlns:aink="http://schemas.microsoft.com/office/drawing/2016/ink" xmlns:am3d="http://schemas.microsoft.com/office/drawing/2017/model3d" xmlns:o="urn:schemas-microsoft-com:office:office" xmlns:oel="http://schemas.microsoft.com/office/2019/extlst" xmlns:r="http://schemas.openxmlformats.org/officeDocument/2006/relationships" xmlns:m="http://schemas.openxmlformats.org/officeDocument/2006/math" xmlns:v="urn:schemas-microsoft-com:vml" xmlns:wp14="http://schemas.microsoft.com/office/word/2010/wordprocessingDrawing" xmlns:wp="http://schemas.openxmlformats.org/drawingml/2006/wordprocessingDrawing" xmlns:w10="urn:schemas-microsoft-com:office:word" xmlns:w="http://schemas.openxmlformats.org/wordprocessingml/2006/main" xmlns:w14="http://schemas.microsoft.com/office/word/2010/wordml" xmlns:w15="http://schemas.microsoft.com/office/word/2012/wordml" xmlns:w16cex="http://schemas.microsoft.com/office/word/2018/wordml/cex" xmlns:w16cid="http://schemas.microsoft.com/office/word/2016/wordml/cid" xmlns:w16="http://schemas.microsoft.com/office/word/2018/wordml" xmlns:w16du="http://schemas.microsoft.com/office/word/2023/wordml/word16du" xmlns:w16sdtdh="http://schemas.microsoft.com/office/word/2020/wordml/sdtdatahash" xmlns:w16sdtfl="http://schemas.microsoft.com/office/word/2024/wordml/sdtformatlock" xmlns:w16se="http://schemas.microsoft.com/office/word/2015/wordml/symex" xmlns:wpg="http://schemas.microsoft.com/office/word/2010/wordprocessingGroup" xmlns:wpi="http://schemas.microsoft.com/office/word/2010/wordprocessingInk" xmlns:wne="http://schemas.microsoft.com/office/word/2006/wordml" xmlns:wps="http://schemas.microsoft.com/office/word/2010/wordprocessingShape" mc:Ignorable="w14 w15 w16se w16cid w16 w16cex w16sdtdh w16sdtfl w16du wp14">
   <w:abstractNum w:abstractNumId="0" w15:restartNumberingAfterBreak="0">
     <w:nsid w:val="06534206"/>
     <w:multiLevelType w:val="hybridMultilevel"/>
@@ -2618,6 +3892,155 @@
     </w:lvl>
   </w:abstractNum>
   <w:abstractNum w:abstractNumId="3" w15:restartNumberingAfterBreak="0">
+    <w:nsid w:val="1C8E2C70"/>
+    <w:multiLevelType w:val="multilevel"/>
+    <w:tmpl w:val="08F84F34"/>
+    <w:lvl w:ilvl="0">
+      <w:start w:val="1"/>
+      <w:numFmt w:val="bullet"/>
+      <w:lvlText w:val=""/>
+      <w:lvlJc w:val="left"/>
+      <w:pPr>
+        <w:tabs>
+          <w:tab w:val="num" w:pos="720"/>
+        </w:tabs>
+        <w:ind w:left="720" w:hanging="360"/>
+      </w:pPr>
+      <w:rPr>
+        <w:rFonts w:ascii="Symbol" w:hAnsi="Symbol" w:hint="default"/>
+        <w:sz w:val="20"/>
+      </w:rPr>
+    </w:lvl>
+    <w:lvl w:ilvl="1" w:tentative="1">
+      <w:start w:val="1"/>
+      <w:numFmt w:val="bullet"/>
+      <w:lvlText w:val="o"/>
+      <w:lvlJc w:val="left"/>
+      <w:pPr>
+        <w:tabs>
+          <w:tab w:val="num" w:pos="1440"/>
+        </w:tabs>
+        <w:ind w:left="1440" w:hanging="360"/>
+      </w:pPr>
+      <w:rPr>
+        <w:rFonts w:ascii="Courier New" w:hAnsi="Courier New" w:hint="default"/>
+        <w:sz w:val="20"/>
+      </w:rPr>
+    </w:lvl>
+    <w:lvl w:ilvl="2" w:tentative="1">
+      <w:start w:val="1"/>
+      <w:numFmt w:val="bullet"/>
+      <w:lvlText w:val=""/>
+      <w:lvlJc w:val="left"/>
+      <w:pPr>
+        <w:tabs>
+          <w:tab w:val="num" w:pos="2160"/>
+        </w:tabs>
+        <w:ind w:left="2160" w:hanging="360"/>
+      </w:pPr>
+      <w:rPr>
+        <w:rFonts w:ascii="Wingdings" w:hAnsi="Wingdings" w:hint="default"/>
+        <w:sz w:val="20"/>
+      </w:rPr>
+    </w:lvl>
+    <w:lvl w:ilvl="3" w:tentative="1">
+      <w:start w:val="1"/>
+      <w:numFmt w:val="bullet"/>
+      <w:lvlText w:val=""/>
+      <w:lvlJc w:val="left"/>
+      <w:pPr>
+        <w:tabs>
+          <w:tab w:val="num" w:pos="2880"/>
+        </w:tabs>
+        <w:ind w:left="2880" w:hanging="360"/>
+      </w:pPr>
+      <w:rPr>
+        <w:rFonts w:ascii="Wingdings" w:hAnsi="Wingdings" w:hint="default"/>
+        <w:sz w:val="20"/>
+      </w:rPr>
+    </w:lvl>
+    <w:lvl w:ilvl="4" w:tentative="1">
+      <w:start w:val="1"/>
+      <w:numFmt w:val="bullet"/>
+      <w:lvlText w:val=""/>
+      <w:lvlJc w:val="left"/>
+      <w:pPr>
+        <w:tabs>
+          <w:tab w:val="num" w:pos="3600"/>
+        </w:tabs>
+        <w:ind w:left="3600" w:hanging="360"/>
+      </w:pPr>
+      <w:rPr>
+        <w:rFonts w:ascii="Wingdings" w:hAnsi="Wingdings" w:hint="default"/>
+        <w:sz w:val="20"/>
+      </w:rPr>
+    </w:lvl>
+    <w:lvl w:ilvl="5" w:tentative="1">
+      <w:start w:val="1"/>
+      <w:numFmt w:val="bullet"/>
+      <w:lvlText w:val=""/>
+      <w:lvlJc w:val="left"/>
+      <w:pPr>
+        <w:tabs>
+          <w:tab w:val="num" w:pos="4320"/>
+        </w:tabs>
+        <w:ind w:left="4320" w:hanging="360"/>
+      </w:pPr>
+      <w:rPr>
+        <w:rFonts w:ascii="Wingdings" w:hAnsi="Wingdings" w:hint="default"/>
+        <w:sz w:val="20"/>
+      </w:rPr>
+    </w:lvl>
+    <w:lvl w:ilvl="6" w:tentative="1">
+      <w:start w:val="1"/>
+      <w:numFmt w:val="bullet"/>
+      <w:lvlText w:val=""/>
+      <w:lvlJc w:val="left"/>
+      <w:pPr>
+        <w:tabs>
+          <w:tab w:val="num" w:pos="5040"/>
+        </w:tabs>
+        <w:ind w:left="5040" w:hanging="360"/>
+      </w:pPr>
+      <w:rPr>
+        <w:rFonts w:ascii="Wingdings" w:hAnsi="Wingdings" w:hint="default"/>
+        <w:sz w:val="20"/>
+      </w:rPr>
+    </w:lvl>
+    <w:lvl w:ilvl="7" w:tentative="1">
+      <w:start w:val="1"/>
+      <w:numFmt w:val="bullet"/>
+      <w:lvlText w:val=""/>
+      <w:lvlJc w:val="left"/>
+      <w:pPr>
+        <w:tabs>
+          <w:tab w:val="num" w:pos="5760"/>
+        </w:tabs>
+        <w:ind w:left="5760" w:hanging="360"/>
+      </w:pPr>
+      <w:rPr>
+        <w:rFonts w:ascii="Wingdings" w:hAnsi="Wingdings" w:hint="default"/>
+        <w:sz w:val="20"/>
+      </w:rPr>
+    </w:lvl>
+    <w:lvl w:ilvl="8" w:tentative="1">
+      <w:start w:val="1"/>
+      <w:numFmt w:val="bullet"/>
+      <w:lvlText w:val=""/>
+      <w:lvlJc w:val="left"/>
+      <w:pPr>
+        <w:tabs>
+          <w:tab w:val="num" w:pos="6480"/>
+        </w:tabs>
+        <w:ind w:left="6480" w:hanging="360"/>
+      </w:pPr>
+      <w:rPr>
+        <w:rFonts w:ascii="Wingdings" w:hAnsi="Wingdings" w:hint="default"/>
+        <w:sz w:val="20"/>
+      </w:rPr>
+    </w:lvl>
+  </w:abstractNum>
+  <w:abstractNum w:abstractNumId="4" w15:restartNumberingAfterBreak="0">
     <w:nsid w:val="2EA4053D"/>
     <w:multiLevelType w:val="hybridMultilevel"/>
     <w:tmpl w:val="69B0230C"/>
@@ -2703,7 +4126,7 @@
       </w:pPr>
     </w:lvl>
   </w:abstractNum>
-  <w:abstractNum w:abstractNumId="4" w15:restartNumberingAfterBreak="0">
+  <w:abstractNum w:abstractNumId="5" w15:restartNumberingAfterBreak="0">
     <w:nsid w:val="300E3F8B"/>
     <w:multiLevelType w:val="hybridMultilevel"/>
     <w:tmpl w:val="579A25C6"/>
@@ -2789,7 +4212,7 @@
       </w:pPr>
     </w:lvl>
   </w:abstractNum>
-  <w:abstractNum w:abstractNumId="5" w15:restartNumberingAfterBreak="0">
+  <w:abstractNum w:abstractNumId="6" w15:restartNumberingAfterBreak="0">
     <w:nsid w:val="338D7152"/>
     <w:multiLevelType w:val="hybridMultilevel"/>
     <w:tmpl w:val="5C64F14E"/>
@@ -2902,7 +4325,7 @@
       </w:rPr>
     </w:lvl>
   </w:abstractNum>
-  <w:abstractNum w:abstractNumId="6" w15:restartNumberingAfterBreak="0">
+  <w:abstractNum w:abstractNumId="7" w15:restartNumberingAfterBreak="0">
     <w:nsid w:val="385D0059"/>
     <w:multiLevelType w:val="hybridMultilevel"/>
     <w:tmpl w:val="07A83248"/>
@@ -2988,7 +4411,156 @@
       </w:pPr>
     </w:lvl>
   </w:abstractNum>
-  <w:abstractNum w:abstractNumId="7" w15:restartNumberingAfterBreak="0">
+  <w:abstractNum w:abstractNumId="8" w15:restartNumberingAfterBreak="0">
+    <w:nsid w:val="3A9E06EB"/>
+    <w:multiLevelType w:val="multilevel"/>
+    <w:tmpl w:val="06CC2606"/>
+    <w:lvl w:ilvl="0">
+      <w:start w:val="1"/>
+      <w:numFmt w:val="bullet"/>
+      <w:lvlText w:val=""/>
+      <w:lvlJc w:val="left"/>
+      <w:pPr>
+        <w:tabs>
+          <w:tab w:val="num" w:pos="720"/>
+        </w:tabs>
+        <w:ind w:left="720" w:hanging="360"/>
+      </w:pPr>
+      <w:rPr>
+        <w:rFonts w:ascii="Symbol" w:hAnsi="Symbol" w:hint="default"/>
+        <w:sz w:val="20"/>
+      </w:rPr>
+    </w:lvl>
+    <w:lvl w:ilvl="1" w:tentative="1">
+      <w:start w:val="1"/>
+      <w:numFmt w:val="bullet"/>
+      <w:lvlText w:val="o"/>
+      <w:lvlJc w:val="left"/>
+      <w:pPr>
+        <w:tabs>
+          <w:tab w:val="num" w:pos="1440"/>
+        </w:tabs>
+        <w:ind w:left="1440" w:hanging="360"/>
+      </w:pPr>
+      <w:rPr>
+        <w:rFonts w:ascii="Courier New" w:hAnsi="Courier New" w:hint="default"/>
+        <w:sz w:val="20"/>
+      </w:rPr>
+    </w:lvl>
+    <w:lvl w:ilvl="2" w:tentative="1">
+      <w:start w:val="1"/>
+      <w:numFmt w:val="bullet"/>
+      <w:lvlText w:val=""/>
+      <w:lvlJc w:val="left"/>
+      <w:pPr>
+        <w:tabs>
+          <w:tab w:val="num" w:pos="2160"/>
+        </w:tabs>
+        <w:ind w:left="2160" w:hanging="360"/>
+      </w:pPr>
+      <w:rPr>
+        <w:rFonts w:ascii="Wingdings" w:hAnsi="Wingdings" w:hint="default"/>
+        <w:sz w:val="20"/>
+      </w:rPr>
+    </w:lvl>
+    <w:lvl w:ilvl="3" w:tentative="1">
+      <w:start w:val="1"/>
+      <w:numFmt w:val="bullet"/>
+      <w:lvlText w:val=""/>
+      <w:lvlJc w:val="left"/>
+      <w:pPr>
+        <w:tabs>
+          <w:tab w:val="num" w:pos="2880"/>
+        </w:tabs>
+        <w:ind w:left="2880" w:hanging="360"/>
+      </w:pPr>
+      <w:rPr>
+        <w:rFonts w:ascii="Wingdings" w:hAnsi="Wingdings" w:hint="default"/>
+        <w:sz w:val="20"/>
+      </w:rPr>
+    </w:lvl>
+    <w:lvl w:ilvl="4" w:tentative="1">
+      <w:start w:val="1"/>
+      <w:numFmt w:val="bullet"/>
+      <w:lvlText w:val=""/>
+      <w:lvlJc w:val="left"/>
+      <w:pPr>
+        <w:tabs>
+          <w:tab w:val="num" w:pos="3600"/>
+        </w:tabs>
+        <w:ind w:left="3600" w:hanging="360"/>
+      </w:pPr>
+      <w:rPr>
+        <w:rFonts w:ascii="Wingdings" w:hAnsi="Wingdings" w:hint="default"/>
+        <w:sz w:val="20"/>
+      </w:rPr>
+    </w:lvl>
+    <w:lvl w:ilvl="5" w:tentative="1">
+      <w:start w:val="1"/>
+      <w:numFmt w:val="bullet"/>
+      <w:lvlText w:val=""/>
+      <w:lvlJc w:val="left"/>
+      <w:pPr>
+        <w:tabs>
+          <w:tab w:val="num" w:pos="4320"/>
+        </w:tabs>
+        <w:ind w:left="4320" w:hanging="360"/>
+      </w:pPr>
+      <w:rPr>
+        <w:rFonts w:ascii="Wingdings" w:hAnsi="Wingdings" w:hint="default"/>
+        <w:sz w:val="20"/>
+      </w:rPr>
+    </w:lvl>
+    <w:lvl w:ilvl="6" w:tentative="1">
+      <w:start w:val="1"/>
+      <w:numFmt w:val="bullet"/>
+      <w:lvlText w:val=""/>
+      <w:lvlJc w:val="left"/>
+      <w:pPr>
+        <w:tabs>
+          <w:tab w:val="num" w:pos="5040"/>
+        </w:tabs>
+        <w:ind w:left="5040" w:hanging="360"/>
+      </w:pPr>
+      <w:rPr>
+        <w:rFonts w:ascii="Wingdings" w:hAnsi="Wingdings" w:hint="default"/>
+        <w:sz w:val="20"/>
+      </w:rPr>
+    </w:lvl>
+    <w:lvl w:ilvl="7" w:tentative="1">
+      <w:start w:val="1"/>
+      <w:numFmt w:val="bullet"/>
+      <w:lvlText w:val=""/>
+      <w:lvlJc w:val="left"/>
+      <w:pPr>
+        <w:tabs>
+          <w:tab w:val="num" w:pos="5760"/>
+        </w:tabs>
+        <w:ind w:left="5760" w:hanging="360"/>
+      </w:pPr>
+      <w:rPr>
+        <w:rFonts w:ascii="Wingdings" w:hAnsi="Wingdings" w:hint="default"/>
+        <w:sz w:val="20"/>
+      </w:rPr>
+    </w:lvl>
+    <w:lvl w:ilvl="8" w:tentative="1">
+      <w:start w:val="1"/>
+      <w:numFmt w:val="bullet"/>
+      <w:lvlText w:val=""/>
+      <w:lvlJc w:val="left"/>
+      <w:pPr>
+        <w:tabs>
+          <w:tab w:val="num" w:pos="6480"/>
+        </w:tabs>
+        <w:ind w:left="6480" w:hanging="360"/>
+      </w:pPr>
+      <w:rPr>
+        <w:rFonts w:ascii="Wingdings" w:hAnsi="Wingdings" w:hint="default"/>
+        <w:sz w:val="20"/>
+      </w:rPr>
+    </w:lvl>
+  </w:abstractNum>
+  <w:abstractNum w:abstractNumId="9" w15:restartNumberingAfterBreak="0">
     <w:nsid w:val="431A76D1"/>
     <w:multiLevelType w:val="multilevel"/>
     <w:tmpl w:val="F16ED0C8"/>
@@ -3101,7 +4673,305 @@
       </w:pPr>
     </w:lvl>
   </w:abstractNum>
-  <w:abstractNum w:abstractNumId="8" w15:restartNumberingAfterBreak="0">
+  <w:abstractNum w:abstractNumId="10" w15:restartNumberingAfterBreak="0">
+    <w:nsid w:val="472C1D36"/>
+    <w:multiLevelType w:val="multilevel"/>
+    <w:tmpl w:val="ADC00C18"/>
+    <w:lvl w:ilvl="0">
+      <w:start w:val="1"/>
+      <w:numFmt w:val="bullet"/>
+      <w:lvlText w:val=""/>
+      <w:lvlJc w:val="left"/>
+      <w:pPr>
+        <w:tabs>
+          <w:tab w:val="num" w:pos="720"/>
+        </w:tabs>
+        <w:ind w:left="720" w:hanging="360"/>
+      </w:pPr>
+      <w:rPr>
+        <w:rFonts w:ascii="Symbol" w:hAnsi="Symbol" w:hint="default"/>
+        <w:sz w:val="20"/>
+      </w:rPr>
+    </w:lvl>
+    <w:lvl w:ilvl="1" w:tentative="1">
+      <w:start w:val="1"/>
+      <w:numFmt w:val="bullet"/>
+      <w:lvlText w:val="o"/>
+      <w:lvlJc w:val="left"/>
+      <w:pPr>
+        <w:tabs>
+          <w:tab w:val="num" w:pos="1440"/>
+        </w:tabs>
+        <w:ind w:left="1440" w:hanging="360"/>
+      </w:pPr>
+      <w:rPr>
+        <w:rFonts w:ascii="Courier New" w:hAnsi="Courier New" w:hint="default"/>
+        <w:sz w:val="20"/>
+      </w:rPr>
+    </w:lvl>
+    <w:lvl w:ilvl="2" w:tentative="1">
+      <w:start w:val="1"/>
+      <w:numFmt w:val="bullet"/>
+      <w:lvlText w:val=""/>
+      <w:lvlJc w:val="left"/>
+      <w:pPr>
+        <w:tabs>
+          <w:tab w:val="num" w:pos="2160"/>
+        </w:tabs>
+        <w:ind w:left="2160" w:hanging="360"/>
+      </w:pPr>
+      <w:rPr>
+        <w:rFonts w:ascii="Wingdings" w:hAnsi="Wingdings" w:hint="default"/>
+        <w:sz w:val="20"/>
+      </w:rPr>
+    </w:lvl>
+    <w:lvl w:ilvl="3" w:tentative="1">
+      <w:start w:val="1"/>
+      <w:numFmt w:val="bullet"/>
+      <w:lvlText w:val=""/>
+      <w:lvlJc w:val="left"/>
+      <w:pPr>
+        <w:tabs>
+          <w:tab w:val="num" w:pos="2880"/>
+        </w:tabs>
+        <w:ind w:left="2880" w:hanging="360"/>
+      </w:pPr>
+      <w:rPr>
+        <w:rFonts w:ascii="Wingdings" w:hAnsi="Wingdings" w:hint="default"/>
+        <w:sz w:val="20"/>
+      </w:rPr>
+    </w:lvl>
+    <w:lvl w:ilvl="4" w:tentative="1">
+      <w:start w:val="1"/>
+      <w:numFmt w:val="bullet"/>
+      <w:lvlText w:val=""/>
+      <w:lvlJc w:val="left"/>
+      <w:pPr>
+        <w:tabs>
+          <w:tab w:val="num" w:pos="3600"/>
+        </w:tabs>
+        <w:ind w:left="3600" w:hanging="360"/>
+      </w:pPr>
+      <w:rPr>
+        <w:rFonts w:ascii="Wingdings" w:hAnsi="Wingdings" w:hint="default"/>
+        <w:sz w:val="20"/>
+      </w:rPr>
+    </w:lvl>
+    <w:lvl w:ilvl="5" w:tentative="1">
+      <w:start w:val="1"/>
+      <w:numFmt w:val="bullet"/>
+      <w:lvlText w:val=""/>
+      <w:lvlJc w:val="left"/>
+      <w:pPr>
+        <w:tabs>
+          <w:tab w:val="num" w:pos="4320"/>
+        </w:tabs>
+        <w:ind w:left="4320" w:hanging="360"/>
+      </w:pPr>
+      <w:rPr>
+        <w:rFonts w:ascii="Wingdings" w:hAnsi="Wingdings" w:hint="default"/>
+        <w:sz w:val="20"/>
+      </w:rPr>
+    </w:lvl>
+    <w:lvl w:ilvl="6" w:tentative="1">
+      <w:start w:val="1"/>
+      <w:numFmt w:val="bullet"/>
+      <w:lvlText w:val=""/>
+      <w:lvlJc w:val="left"/>
+      <w:pPr>
+        <w:tabs>
+          <w:tab w:val="num" w:pos="5040"/>
+        </w:tabs>
+        <w:ind w:left="5040" w:hanging="360"/>
+      </w:pPr>
+      <w:rPr>
+        <w:rFonts w:ascii="Wingdings" w:hAnsi="Wingdings" w:hint="default"/>
+        <w:sz w:val="20"/>
+      </w:rPr>
+    </w:lvl>
+    <w:lvl w:ilvl="7" w:tentative="1">
+      <w:start w:val="1"/>
+      <w:numFmt w:val="bullet"/>
+      <w:lvlText w:val=""/>
+      <w:lvlJc w:val="left"/>
+      <w:pPr>
+        <w:tabs>
+          <w:tab w:val="num" w:pos="5760"/>
+        </w:tabs>
+        <w:ind w:left="5760" w:hanging="360"/>
+      </w:pPr>
+      <w:rPr>
+        <w:rFonts w:ascii="Wingdings" w:hAnsi="Wingdings" w:hint="default"/>
+        <w:sz w:val="20"/>
+      </w:rPr>
+    </w:lvl>
+    <w:lvl w:ilvl="8" w:tentative="1">
+      <w:start w:val="1"/>
+      <w:numFmt w:val="bullet"/>
+      <w:lvlText w:val=""/>
+      <w:lvlJc w:val="left"/>
+      <w:pPr>
+        <w:tabs>
+          <w:tab w:val="num" w:pos="6480"/>
+        </w:tabs>
+        <w:ind w:left="6480" w:hanging="360"/>
+      </w:pPr>
+      <w:rPr>
+        <w:rFonts w:ascii="Wingdings" w:hAnsi="Wingdings" w:hint="default"/>
+        <w:sz w:val="20"/>
+      </w:rPr>
+    </w:lvl>
+  </w:abstractNum>
+  <w:abstractNum w:abstractNumId="11" w15:restartNumberingAfterBreak="0">
+    <w:nsid w:val="49173472"/>
+    <w:multiLevelType w:val="multilevel"/>
+    <w:tmpl w:val="65746A16"/>
+    <w:lvl w:ilvl="0">
+      <w:start w:val="1"/>
+      <w:numFmt w:val="bullet"/>
+      <w:lvlText w:val=""/>
+      <w:lvlJc w:val="left"/>
+      <w:pPr>
+        <w:tabs>
+          <w:tab w:val="num" w:pos="720"/>
+        </w:tabs>
+        <w:ind w:left="720" w:hanging="360"/>
+      </w:pPr>
+      <w:rPr>
+        <w:rFonts w:ascii="Symbol" w:hAnsi="Symbol" w:hint="default"/>
+        <w:sz w:val="20"/>
+      </w:rPr>
+    </w:lvl>
+    <w:lvl w:ilvl="1" w:tentative="1">
+      <w:start w:val="1"/>
+      <w:numFmt w:val="bullet"/>
+      <w:lvlText w:val="o"/>
+      <w:lvlJc w:val="left"/>
+      <w:pPr>
+        <w:tabs>
+          <w:tab w:val="num" w:pos="1440"/>
+        </w:tabs>
+        <w:ind w:left="1440" w:hanging="360"/>
+      </w:pPr>
+      <w:rPr>
+        <w:rFonts w:ascii="Courier New" w:hAnsi="Courier New" w:hint="default"/>
+        <w:sz w:val="20"/>
+      </w:rPr>
+    </w:lvl>
+    <w:lvl w:ilvl="2" w:tentative="1">
+      <w:start w:val="1"/>
+      <w:numFmt w:val="bullet"/>
+      <w:lvlText w:val=""/>
+      <w:lvlJc w:val="left"/>
+      <w:pPr>
+        <w:tabs>
+          <w:tab w:val="num" w:pos="2160"/>
+        </w:tabs>
+        <w:ind w:left="2160" w:hanging="360"/>
+      </w:pPr>
+      <w:rPr>
+        <w:rFonts w:ascii="Wingdings" w:hAnsi="Wingdings" w:hint="default"/>
+        <w:sz w:val="20"/>
+      </w:rPr>
+    </w:lvl>
+    <w:lvl w:ilvl="3" w:tentative="1">
+      <w:start w:val="1"/>
+      <w:numFmt w:val="bullet"/>
+      <w:lvlText w:val=""/>
+      <w:lvlJc w:val="left"/>
+      <w:pPr>
+        <w:tabs>
+          <w:tab w:val="num" w:pos="2880"/>
+        </w:tabs>
+        <w:ind w:left="2880" w:hanging="360"/>
+      </w:pPr>
+      <w:rPr>
+        <w:rFonts w:ascii="Wingdings" w:hAnsi="Wingdings" w:hint="default"/>
+        <w:sz w:val="20"/>
+      </w:rPr>
+    </w:lvl>
+    <w:lvl w:ilvl="4" w:tentative="1">
+      <w:start w:val="1"/>
+      <w:numFmt w:val="bullet"/>
+      <w:lvlText w:val=""/>
+      <w:lvlJc w:val="left"/>
+      <w:pPr>
+        <w:tabs>
+          <w:tab w:val="num" w:pos="3600"/>
+        </w:tabs>
+        <w:ind w:left="3600" w:hanging="360"/>
+      </w:pPr>
+      <w:rPr>
+        <w:rFonts w:ascii="Wingdings" w:hAnsi="Wingdings" w:hint="default"/>
+        <w:sz w:val="20"/>
+      </w:rPr>
+    </w:lvl>
+    <w:lvl w:ilvl="5" w:tentative="1">
+      <w:start w:val="1"/>
+      <w:numFmt w:val="bullet"/>
+      <w:lvlText w:val=""/>
+      <w:lvlJc w:val="left"/>
+      <w:pPr>
+        <w:tabs>
+          <w:tab w:val="num" w:pos="4320"/>
+        </w:tabs>
+        <w:ind w:left="4320" w:hanging="360"/>
+      </w:pPr>
+      <w:rPr>
+        <w:rFonts w:ascii="Wingdings" w:hAnsi="Wingdings" w:hint="default"/>
+        <w:sz w:val="20"/>
+      </w:rPr>
+    </w:lvl>
+    <w:lvl w:ilvl="6" w:tentative="1">
+      <w:start w:val="1"/>
+      <w:numFmt w:val="bullet"/>
+      <w:lvlText w:val=""/>
+      <w:lvlJc w:val="left"/>
+      <w:pPr>
+        <w:tabs>
+          <w:tab w:val="num" w:pos="5040"/>
+        </w:tabs>
+        <w:ind w:left="5040" w:hanging="360"/>
+      </w:pPr>
+      <w:rPr>
+        <w:rFonts w:ascii="Wingdings" w:hAnsi="Wingdings" w:hint="default"/>
+        <w:sz w:val="20"/>
+      </w:rPr>
+    </w:lvl>
+    <w:lvl w:ilvl="7" w:tentative="1">
+      <w:start w:val="1"/>
+      <w:numFmt w:val="bullet"/>
+      <w:lvlText w:val=""/>
+      <w:lvlJc w:val="left"/>
+      <w:pPr>
+        <w:tabs>
+          <w:tab w:val="num" w:pos="5760"/>
+        </w:tabs>
+        <w:ind w:left="5760" w:hanging="360"/>
+      </w:pPr>
+      <w:rPr>
+        <w:rFonts w:ascii="Wingdings" w:hAnsi="Wingdings" w:hint="default"/>
+        <w:sz w:val="20"/>
+      </w:rPr>
+    </w:lvl>
+    <w:lvl w:ilvl="8" w:tentative="1">
+      <w:start w:val="1"/>
+      <w:numFmt w:val="bullet"/>
+      <w:lvlText w:val=""/>
+      <w:lvlJc w:val="left"/>
+      <w:pPr>
+        <w:tabs>
+          <w:tab w:val="num" w:pos="6480"/>
+        </w:tabs>
+        <w:ind w:left="6480" w:hanging="360"/>
+      </w:pPr>
+      <w:rPr>
+        <w:rFonts w:ascii="Wingdings" w:hAnsi="Wingdings" w:hint="default"/>
+        <w:sz w:val="20"/>
+      </w:rPr>
+    </w:lvl>
+  </w:abstractNum>
+  <w:abstractNum w:abstractNumId="12" w15:restartNumberingAfterBreak="0">
     <w:nsid w:val="574C53F7"/>
     <w:multiLevelType w:val="hybridMultilevel"/>
     <w:tmpl w:val="22E62B68"/>
@@ -3214,7 +5084,7 @@
       </w:rPr>
     </w:lvl>
   </w:abstractNum>
-  <w:abstractNum w:abstractNumId="9" w15:restartNumberingAfterBreak="0">
+  <w:abstractNum w:abstractNumId="13" w15:restartNumberingAfterBreak="0">
     <w:nsid w:val="5BA2250C"/>
     <w:multiLevelType w:val="hybridMultilevel"/>
     <w:tmpl w:val="DC402F68"/>
@@ -3300,7 +5170,7 @@
       </w:pPr>
     </w:lvl>
   </w:abstractNum>
-  <w:abstractNum w:abstractNumId="10" w15:restartNumberingAfterBreak="0">
+  <w:abstractNum w:abstractNumId="14" w15:restartNumberingAfterBreak="0">
     <w:nsid w:val="63E350E5"/>
     <w:multiLevelType w:val="hybridMultilevel"/>
     <w:tmpl w:val="9014D8A8"/>
@@ -3413,7 +5283,7 @@
       </w:rPr>
     </w:lvl>
   </w:abstractNum>
-  <w:abstractNum w:abstractNumId="11" w15:restartNumberingAfterBreak="0">
+  <w:abstractNum w:abstractNumId="15" w15:restartNumberingAfterBreak="0">
     <w:nsid w:val="68BB159D"/>
     <w:multiLevelType w:val="hybridMultilevel"/>
     <w:tmpl w:val="63A2C4DC"/>
@@ -3499,7 +5369,156 @@
       </w:pPr>
     </w:lvl>
   </w:abstractNum>
-  <w:abstractNum w:abstractNumId="12" w15:restartNumberingAfterBreak="0">
+  <w:abstractNum w:abstractNumId="16" w15:restartNumberingAfterBreak="0">
+    <w:nsid w:val="6CF0779D"/>
+    <w:multiLevelType w:val="multilevel"/>
+    <w:tmpl w:val="1556F93E"/>
+    <w:lvl w:ilvl="0">
+      <w:start w:val="1"/>
+      <w:numFmt w:val="bullet"/>
+      <w:lvlText w:val=""/>
+      <w:lvlJc w:val="left"/>
+      <w:pPr>
+        <w:tabs>
+          <w:tab w:val="num" w:pos="720"/>
+        </w:tabs>
+        <w:ind w:left="720" w:hanging="360"/>
+      </w:pPr>
+      <w:rPr>
+        <w:rFonts w:ascii="Symbol" w:hAnsi="Symbol" w:hint="default"/>
+        <w:sz w:val="20"/>
+      </w:rPr>
+    </w:lvl>
+    <w:lvl w:ilvl="1" w:tentative="1">
+      <w:start w:val="1"/>
+      <w:numFmt w:val="bullet"/>
+      <w:lvlText w:val="o"/>
+      <w:lvlJc w:val="left"/>
+      <w:pPr>
+        <w:tabs>
+          <w:tab w:val="num" w:pos="1440"/>
+        </w:tabs>
+        <w:ind w:left="1440" w:hanging="360"/>
+      </w:pPr>
+      <w:rPr>
+        <w:rFonts w:ascii="Courier New" w:hAnsi="Courier New" w:hint="default"/>
+        <w:sz w:val="20"/>
+      </w:rPr>
+    </w:lvl>
+    <w:lvl w:ilvl="2" w:tentative="1">
+      <w:start w:val="1"/>
+      <w:numFmt w:val="bullet"/>
+      <w:lvlText w:val=""/>
+      <w:lvlJc w:val="left"/>
+      <w:pPr>
+        <w:tabs>
+          <w:tab w:val="num" w:pos="2160"/>
+        </w:tabs>
+        <w:ind w:left="2160" w:hanging="360"/>
+      </w:pPr>
+      <w:rPr>
+        <w:rFonts w:ascii="Wingdings" w:hAnsi="Wingdings" w:hint="default"/>
+        <w:sz w:val="20"/>
+      </w:rPr>
+    </w:lvl>
+    <w:lvl w:ilvl="3" w:tentative="1">
+      <w:start w:val="1"/>
+      <w:numFmt w:val="bullet"/>
+      <w:lvlText w:val=""/>
+      <w:lvlJc w:val="left"/>
+      <w:pPr>
+        <w:tabs>
+          <w:tab w:val="num" w:pos="2880"/>
+        </w:tabs>
+        <w:ind w:left="2880" w:hanging="360"/>
+      </w:pPr>
+      <w:rPr>
+        <w:rFonts w:ascii="Wingdings" w:hAnsi="Wingdings" w:hint="default"/>
+        <w:sz w:val="20"/>
+      </w:rPr>
+    </w:lvl>
+    <w:lvl w:ilvl="4" w:tentative="1">
+      <w:start w:val="1"/>
+      <w:numFmt w:val="bullet"/>
+      <w:lvlText w:val=""/>
+      <w:lvlJc w:val="left"/>
+      <w:pPr>
+        <w:tabs>
+          <w:tab w:val="num" w:pos="3600"/>
+        </w:tabs>
+        <w:ind w:left="3600" w:hanging="360"/>
+      </w:pPr>
+      <w:rPr>
+        <w:rFonts w:ascii="Wingdings" w:hAnsi="Wingdings" w:hint="default"/>
+        <w:sz w:val="20"/>
+      </w:rPr>
+    </w:lvl>
+    <w:lvl w:ilvl="5" w:tentative="1">
+      <w:start w:val="1"/>
+      <w:numFmt w:val="bullet"/>
+      <w:lvlText w:val=""/>
+      <w:lvlJc w:val="left"/>
+      <w:pPr>
+        <w:tabs>
+          <w:tab w:val="num" w:pos="4320"/>
+        </w:tabs>
+        <w:ind w:left="4320" w:hanging="360"/>
+      </w:pPr>
+      <w:rPr>
+        <w:rFonts w:ascii="Wingdings" w:hAnsi="Wingdings" w:hint="default"/>
+        <w:sz w:val="20"/>
+      </w:rPr>
+    </w:lvl>
+    <w:lvl w:ilvl="6" w:tentative="1">
+      <w:start w:val="1"/>
+      <w:numFmt w:val="bullet"/>
+      <w:lvlText w:val=""/>
+      <w:lvlJc w:val="left"/>
+      <w:pPr>
+        <w:tabs>
+          <w:tab w:val="num" w:pos="5040"/>
+        </w:tabs>
+        <w:ind w:left="5040" w:hanging="360"/>
+      </w:pPr>
+      <w:rPr>
+        <w:rFonts w:ascii="Wingdings" w:hAnsi="Wingdings" w:hint="default"/>
+        <w:sz w:val="20"/>
+      </w:rPr>
+    </w:lvl>
+    <w:lvl w:ilvl="7" w:tentative="1">
+      <w:start w:val="1"/>
+      <w:numFmt w:val="bullet"/>
+      <w:lvlText w:val=""/>
+      <w:lvlJc w:val="left"/>
+      <w:pPr>
+        <w:tabs>
+          <w:tab w:val="num" w:pos="5760"/>
+        </w:tabs>
+        <w:ind w:left="5760" w:hanging="360"/>
+      </w:pPr>
+      <w:rPr>
+        <w:rFonts w:ascii="Wingdings" w:hAnsi="Wingdings" w:hint="default"/>
+        <w:sz w:val="20"/>
+      </w:rPr>
+    </w:lvl>
+    <w:lvl w:ilvl="8" w:tentative="1">
+      <w:start w:val="1"/>
+      <w:numFmt w:val="bullet"/>
+      <w:lvlText w:val=""/>
+      <w:lvlJc w:val="left"/>
+      <w:pPr>
+        <w:tabs>
+          <w:tab w:val="num" w:pos="6480"/>
+        </w:tabs>
+        <w:ind w:left="6480" w:hanging="360"/>
+      </w:pPr>
+      <w:rPr>
+        <w:rFonts w:ascii="Wingdings" w:hAnsi="Wingdings" w:hint="default"/>
+        <w:sz w:val="20"/>
+      </w:rPr>
+    </w:lvl>
+  </w:abstractNum>
+  <w:abstractNum w:abstractNumId="17" w15:restartNumberingAfterBreak="0">
     <w:nsid w:val="71B61D2E"/>
     <w:multiLevelType w:val="hybridMultilevel"/>
     <w:tmpl w:val="63A2C4DC"/>
@@ -3585,7 +5604,7 @@
       </w:pPr>
     </w:lvl>
   </w:abstractNum>
-  <w:abstractNum w:abstractNumId="13" w15:restartNumberingAfterBreak="0">
+  <w:abstractNum w:abstractNumId="18" w15:restartNumberingAfterBreak="0">
     <w:nsid w:val="786E75F7"/>
     <w:multiLevelType w:val="hybridMultilevel"/>
     <w:tmpl w:val="579A25C6"/>
@@ -3671,7 +5690,156 @@
       </w:pPr>
     </w:lvl>
   </w:abstractNum>
-  <w:abstractNum w:abstractNumId="14" w15:restartNumberingAfterBreak="0">
+  <w:abstractNum w:abstractNumId="19" w15:restartNumberingAfterBreak="0">
+    <w:nsid w:val="7AEB4EDA"/>
+    <w:multiLevelType w:val="multilevel"/>
+    <w:tmpl w:val="86A0455C"/>
+    <w:lvl w:ilvl="0">
+      <w:start w:val="1"/>
+      <w:numFmt w:val="bullet"/>
+      <w:lvlText w:val=""/>
+      <w:lvlJc w:val="left"/>
+      <w:pPr>
+        <w:tabs>
+          <w:tab w:val="num" w:pos="720"/>
+        </w:tabs>
+        <w:ind w:left="720" w:hanging="360"/>
+      </w:pPr>
+      <w:rPr>
+        <w:rFonts w:ascii="Symbol" w:hAnsi="Symbol" w:hint="default"/>
+        <w:sz w:val="20"/>
+      </w:rPr>
+    </w:lvl>
+    <w:lvl w:ilvl="1" w:tentative="1">
+      <w:start w:val="1"/>
+      <w:numFmt w:val="bullet"/>
+      <w:lvlText w:val="o"/>
+      <w:lvlJc w:val="left"/>
+      <w:pPr>
+        <w:tabs>
+          <w:tab w:val="num" w:pos="1440"/>
+        </w:tabs>
+        <w:ind w:left="1440" w:hanging="360"/>
+      </w:pPr>
+      <w:rPr>
+        <w:rFonts w:ascii="Courier New" w:hAnsi="Courier New" w:hint="default"/>
+        <w:sz w:val="20"/>
+      </w:rPr>
+    </w:lvl>
+    <w:lvl w:ilvl="2" w:tentative="1">
+      <w:start w:val="1"/>
+      <w:numFmt w:val="bullet"/>
+      <w:lvlText w:val=""/>
+      <w:lvlJc w:val="left"/>
+      <w:pPr>
+        <w:tabs>
+          <w:tab w:val="num" w:pos="2160"/>
+        </w:tabs>
+        <w:ind w:left="2160" w:hanging="360"/>
+      </w:pPr>
+      <w:rPr>
+        <w:rFonts w:ascii="Wingdings" w:hAnsi="Wingdings" w:hint="default"/>
+        <w:sz w:val="20"/>
+      </w:rPr>
+    </w:lvl>
+    <w:lvl w:ilvl="3" w:tentative="1">
+      <w:start w:val="1"/>
+      <w:numFmt w:val="bullet"/>
+      <w:lvlText w:val=""/>
+      <w:lvlJc w:val="left"/>
+      <w:pPr>
+        <w:tabs>
+          <w:tab w:val="num" w:pos="2880"/>
+        </w:tabs>
+        <w:ind w:left="2880" w:hanging="360"/>
+      </w:pPr>
+      <w:rPr>
+        <w:rFonts w:ascii="Wingdings" w:hAnsi="Wingdings" w:hint="default"/>
+        <w:sz w:val="20"/>
+      </w:rPr>
+    </w:lvl>
+    <w:lvl w:ilvl="4" w:tentative="1">
+      <w:start w:val="1"/>
+      <w:numFmt w:val="bullet"/>
+      <w:lvlText w:val=""/>
+      <w:lvlJc w:val="left"/>
+      <w:pPr>
+        <w:tabs>
+          <w:tab w:val="num" w:pos="3600"/>
+        </w:tabs>
+        <w:ind w:left="3600" w:hanging="360"/>
+      </w:pPr>
+      <w:rPr>
+        <w:rFonts w:ascii="Wingdings" w:hAnsi="Wingdings" w:hint="default"/>
+        <w:sz w:val="20"/>
+      </w:rPr>
+    </w:lvl>
+    <w:lvl w:ilvl="5" w:tentative="1">
+      <w:start w:val="1"/>
+      <w:numFmt w:val="bullet"/>
+      <w:lvlText w:val=""/>
+      <w:lvlJc w:val="left"/>
+      <w:pPr>
+        <w:tabs>
+          <w:tab w:val="num" w:pos="4320"/>
+        </w:tabs>
+        <w:ind w:left="4320" w:hanging="360"/>
+      </w:pPr>
+      <w:rPr>
+        <w:rFonts w:ascii="Wingdings" w:hAnsi="Wingdings" w:hint="default"/>
+        <w:sz w:val="20"/>
+      </w:rPr>
+    </w:lvl>
+    <w:lvl w:ilvl="6" w:tentative="1">
+      <w:start w:val="1"/>
+      <w:numFmt w:val="bullet"/>
+      <w:lvlText w:val=""/>
+      <w:lvlJc w:val="left"/>
+      <w:pPr>
+        <w:tabs>
+          <w:tab w:val="num" w:pos="5040"/>
+        </w:tabs>
+        <w:ind w:left="5040" w:hanging="360"/>
+      </w:pPr>
+      <w:rPr>
+        <w:rFonts w:ascii="Wingdings" w:hAnsi="Wingdings" w:hint="default"/>
+        <w:sz w:val="20"/>
+      </w:rPr>
+    </w:lvl>
+    <w:lvl w:ilvl="7" w:tentative="1">
+      <w:start w:val="1"/>
+      <w:numFmt w:val="bullet"/>
+      <w:lvlText w:val=""/>
+      <w:lvlJc w:val="left"/>
+      <w:pPr>
+        <w:tabs>
+          <w:tab w:val="num" w:pos="5760"/>
+        </w:tabs>
+        <w:ind w:left="5760" w:hanging="360"/>
+      </w:pPr>
+      <w:rPr>
+        <w:rFonts w:ascii="Wingdings" w:hAnsi="Wingdings" w:hint="default"/>
+        <w:sz w:val="20"/>
+      </w:rPr>
+    </w:lvl>
+    <w:lvl w:ilvl="8" w:tentative="1">
+      <w:start w:val="1"/>
+      <w:numFmt w:val="bullet"/>
+      <w:lvlText w:val=""/>
+      <w:lvlJc w:val="left"/>
+      <w:pPr>
+        <w:tabs>
+          <w:tab w:val="num" w:pos="6480"/>
+        </w:tabs>
+        <w:ind w:left="6480" w:hanging="360"/>
+      </w:pPr>
+      <w:rPr>
+        <w:rFonts w:ascii="Wingdings" w:hAnsi="Wingdings" w:hint="default"/>
+        <w:sz w:val="20"/>
+      </w:rPr>
+    </w:lvl>
+  </w:abstractNum>
+  <w:abstractNum w:abstractNumId="20" w15:restartNumberingAfterBreak="0">
     <w:nsid w:val="7DDD6A9B"/>
     <w:multiLevelType w:val="hybridMultilevel"/>
     <w:tmpl w:val="9FEC870A"/>
@@ -3761,52 +5929,70 @@
     <w:abstractNumId w:val="0"/>
   </w:num>
   <w:num w:numId="2" w16cid:durableId="1600330187">
-    <w:abstractNumId w:val="6"/>
+    <w:abstractNumId w:val="7"/>
   </w:num>
   <w:num w:numId="3" w16cid:durableId="1552155679">
     <w:abstractNumId w:val="2"/>
   </w:num>
   <w:num w:numId="4" w16cid:durableId="1880581469">
-    <w:abstractNumId w:val="10"/>
+    <w:abstractNumId w:val="14"/>
   </w:num>
   <w:num w:numId="5" w16cid:durableId="1210074747">
-    <w:abstractNumId w:val="14"/>
+    <w:abstractNumId w:val="20"/>
   </w:num>
   <w:num w:numId="6" w16cid:durableId="940799953">
-    <w:abstractNumId w:val="7"/>
+    <w:abstractNumId w:val="9"/>
   </w:num>
   <w:num w:numId="7" w16cid:durableId="1775127897">
     <w:abstractNumId w:val="1"/>
   </w:num>
   <w:num w:numId="8" w16cid:durableId="670254627">
+    <w:abstractNumId w:val="5"/>
+  </w:num>
+  <w:num w:numId="9" w16cid:durableId="1064908474">
+    <w:abstractNumId w:val="13"/>
+  </w:num>
+  <w:num w:numId="10" w16cid:durableId="43718590">
+    <w:abstractNumId w:val="18"/>
+  </w:num>
+  <w:num w:numId="11" w16cid:durableId="1264453479">
     <w:abstractNumId w:val="4"/>
   </w:num>
-  <w:num w:numId="9" w16cid:durableId="1064908474">
-    <w:abstractNumId w:val="9"/>
+  <w:num w:numId="12" w16cid:durableId="1209074490">
+    <w:abstractNumId w:val="17"/>
   </w:num>
-  <w:num w:numId="10" w16cid:durableId="43718590">
-    <w:abstractNumId w:val="13"/>
+  <w:num w:numId="13" w16cid:durableId="1591280208">
+    <w:abstractNumId w:val="15"/>
   </w:num>
-  <w:num w:numId="11" w16cid:durableId="1264453479">
+  <w:num w:numId="14" w16cid:durableId="2441006">
+    <w:abstractNumId w:val="12"/>
+  </w:num>
+  <w:num w:numId="15" w16cid:durableId="162480441">
+    <w:abstractNumId w:val="6"/>
+  </w:num>
+  <w:num w:numId="16" w16cid:durableId="962688346">
+    <w:abstractNumId w:val="10"/>
+  </w:num>
+  <w:num w:numId="17" w16cid:durableId="493375190">
+    <w:abstractNumId w:val="11"/>
+  </w:num>
+  <w:num w:numId="18" w16cid:durableId="1762291304">
     <w:abstractNumId w:val="3"/>
   </w:num>
-  <w:num w:numId="12" w16cid:durableId="1209074490">
-    <w:abstractNumId w:val="12"/>
+  <w:num w:numId="19" w16cid:durableId="594363963">
+    <w:abstractNumId w:val="16"/>
   </w:num>
-  <w:num w:numId="13" w16cid:durableId="1591280208">
-    <w:abstractNumId w:val="11"/>
+  <w:num w:numId="20" w16cid:durableId="372655026">
+    <w:abstractNumId w:val="19"/>
   </w:num>
-  <w:num w:numId="14" w16cid:durableId="2441006">
+  <w:num w:numId="21" w16cid:durableId="29456991">
     <w:abstractNumId w:val="8"/>
-  </w:num>
-  <w:num w:numId="15" w16cid:durableId="162480441">
-    <w:abstractNumId w:val="5"/>
   </w:num>
 </w:numbering>
 </file>
 
 <file path=word/styles.xml><?xml version="1.0" encoding="utf-8"?>
-<w:styles xmlns:mc="http://schemas.openxmlformats.org/markup-compatibility/2006" xmlns:r="http://schemas.openxmlformats.org/officeDocument/2006/relationships" xmlns:w="http://schemas.openxmlformats.org/wordprocessingml/2006/main" xmlns:w14="http://schemas.microsoft.com/office/word/2010/wordml" xmlns:w15="http://schemas.microsoft.com/office/word/2012/wordml" xmlns:w16cex="http://schemas.microsoft.com/office/word/2018/wordml/cex" xmlns:w16cid="http://schemas.microsoft.com/office/word/2016/wordml/cid" xmlns:w16="http://schemas.microsoft.com/office/word/2018/wordml" xmlns:w16sdtdh="http://schemas.microsoft.com/office/word/2020/wordml/sdtdatahash" xmlns:w16se="http://schemas.microsoft.com/office/word/2015/wordml/symex" mc:Ignorable="w14 w15 w16se w16cid w16 w16cex w16sdtdh">
+<w:styles xmlns:mc="http://schemas.openxmlformats.org/markup-compatibility/2006" xmlns:r="http://schemas.openxmlformats.org/officeDocument/2006/relationships" xmlns:w="http://schemas.openxmlformats.org/wordprocessingml/2006/main" xmlns:w14="http://schemas.microsoft.com/office/word/2010/wordml" xmlns:w15="http://schemas.microsoft.com/office/word/2012/wordml" xmlns:w16cex="http://schemas.microsoft.com/office/word/2018/wordml/cex" xmlns:w16cid="http://schemas.microsoft.com/office/word/2016/wordml/cid" xmlns:w16="http://schemas.microsoft.com/office/word/2018/wordml" xmlns:w16du="http://schemas.microsoft.com/office/word/2023/wordml/word16du" xmlns:w16sdtdh="http://schemas.microsoft.com/office/word/2020/wordml/sdtdatahash" xmlns:w16sdtfl="http://schemas.microsoft.com/office/word/2024/wordml/sdtformatlock" xmlns:w16se="http://schemas.microsoft.com/office/word/2015/wordml/symex" mc:Ignorable="w14 w15 w16se w16cid w16 w16cex w16sdtdh w16sdtfl w16du">
   <w:docDefaults>
     <w:rPrDefault>
       <w:rPr>
@@ -4194,7 +6380,7 @@
     <w:lsdException w:name="Unresolved Mention" w:semiHidden="1" w:unhideWhenUsed="1"/>
     <w:lsdException w:name="Smart Link" w:semiHidden="1" w:unhideWhenUsed="1"/>
   </w:latentStyles>
-  <w:style w:type="paragraph" w:default="1" w:styleId="Standard">
+  <w:style w:type="paragraph" w:default="1" w:styleId="Normal">
     <w:name w:val="Normal"/>
     <w:qFormat/>
     <w:rsid w:val="00F45451"/>
@@ -4205,11 +6391,11 @@
       <w:lang w:eastAsia="de-DE"/>
     </w:rPr>
   </w:style>
-  <w:style w:type="paragraph" w:styleId="berschrift1">
+  <w:style w:type="paragraph" w:styleId="Heading1">
     <w:name w:val="heading 1"/>
-    <w:basedOn w:val="Standard"/>
-    <w:next w:val="Standard"/>
-    <w:link w:val="berschrift1Zchn"/>
+    <w:basedOn w:val="Normal"/>
+    <w:next w:val="Normal"/>
+    <w:link w:val="Heading1Char"/>
     <w:qFormat/>
     <w:rsid w:val="00F45451"/>
     <w:pPr>
@@ -4226,11 +6412,11 @@
       <w:szCs w:val="32"/>
     </w:rPr>
   </w:style>
-  <w:style w:type="paragraph" w:styleId="berschrift2">
+  <w:style w:type="paragraph" w:styleId="Heading2">
     <w:name w:val="heading 2"/>
-    <w:basedOn w:val="Standard"/>
-    <w:next w:val="Standard"/>
-    <w:link w:val="berschrift2Zchn"/>
+    <w:basedOn w:val="Normal"/>
+    <w:next w:val="Normal"/>
+    <w:link w:val="Heading2Char"/>
     <w:unhideWhenUsed/>
     <w:qFormat/>
     <w:rsid w:val="00F45451"/>
@@ -4249,11 +6435,11 @@
       <w:szCs w:val="28"/>
     </w:rPr>
   </w:style>
-  <w:style w:type="paragraph" w:styleId="berschrift3">
+  <w:style w:type="paragraph" w:styleId="Heading3">
     <w:name w:val="heading 3"/>
-    <w:basedOn w:val="Standard"/>
-    <w:next w:val="Standard"/>
-    <w:link w:val="berschrift3Zchn"/>
+    <w:basedOn w:val="Normal"/>
+    <w:next w:val="Normal"/>
+    <w:link w:val="Heading3Char"/>
     <w:uiPriority w:val="9"/>
     <w:unhideWhenUsed/>
     <w:qFormat/>
@@ -4272,11 +6458,11 @@
       <w:lang w:eastAsia="en-US"/>
     </w:rPr>
   </w:style>
-  <w:style w:type="paragraph" w:styleId="berschrift4">
+  <w:style w:type="paragraph" w:styleId="Heading4">
     <w:name w:val="heading 4"/>
-    <w:basedOn w:val="Standard"/>
-    <w:next w:val="Standard"/>
-    <w:link w:val="berschrift4Zchn"/>
+    <w:basedOn w:val="Normal"/>
+    <w:next w:val="Normal"/>
+    <w:link w:val="Heading4Char"/>
     <w:uiPriority w:val="9"/>
     <w:unhideWhenUsed/>
     <w:qFormat/>
@@ -4296,11 +6482,11 @@
       <w:color w:val="4F81BD" w:themeColor="accent1"/>
     </w:rPr>
   </w:style>
-  <w:style w:type="paragraph" w:styleId="berschrift5">
+  <w:style w:type="paragraph" w:styleId="Heading5">
     <w:name w:val="heading 5"/>
-    <w:basedOn w:val="Standard"/>
-    <w:next w:val="Standard"/>
-    <w:link w:val="berschrift5Zchn"/>
+    <w:basedOn w:val="Normal"/>
+    <w:next w:val="Normal"/>
+    <w:link w:val="Heading5Char"/>
     <w:uiPriority w:val="9"/>
     <w:unhideWhenUsed/>
     <w:qFormat/>
@@ -4316,13 +6502,12 @@
       <w:color w:val="243F60" w:themeColor="accent1" w:themeShade="7F"/>
     </w:rPr>
   </w:style>
-  <w:style w:type="character" w:default="1" w:styleId="Absatz-Standardschriftart">
+  <w:style w:type="character" w:default="1" w:styleId="DefaultParagraphFont">
     <w:name w:val="Default Paragraph Font"/>
     <w:uiPriority w:val="1"/>
-    <w:semiHidden/>
     <w:unhideWhenUsed/>
   </w:style>
-  <w:style w:type="table" w:default="1" w:styleId="NormaleTabelle">
+  <w:style w:type="table" w:default="1" w:styleId="TableNormal">
     <w:name w:val="Normal Table"/>
     <w:uiPriority w:val="99"/>
     <w:semiHidden/>
@@ -4337,7 +6522,7 @@
       </w:tblCellMar>
     </w:tblPr>
   </w:style>
-  <w:style w:type="numbering" w:default="1" w:styleId="KeineListe">
+  <w:style w:type="numbering" w:default="1" w:styleId="NoList">
     <w:name w:val="No List"/>
     <w:uiPriority w:val="99"/>
     <w:semiHidden/>
@@ -4345,7 +6530,7 @@
   </w:style>
   <w:style w:type="paragraph" w:customStyle="1" w:styleId="aufzhl">
     <w:name w:val="aufzähl"/>
-    <w:basedOn w:val="Standard"/>
+    <w:basedOn w:val="Normal"/>
     <w:link w:val="aufzhlZchn"/>
     <w:qFormat/>
     <w:rsid w:val="00F45451"/>
@@ -4360,7 +6545,7 @@
   </w:style>
   <w:style w:type="character" w:customStyle="1" w:styleId="aufzhlZchn">
     <w:name w:val="aufzähl Zchn"/>
-    <w:basedOn w:val="Absatz-Standardschriftart"/>
+    <w:basedOn w:val="DefaultParagraphFont"/>
     <w:link w:val="aufzhl"/>
     <w:locked/>
     <w:rsid w:val="00F45451"/>
@@ -4371,7 +6556,7 @@
   </w:style>
   <w:style w:type="paragraph" w:customStyle="1" w:styleId="Text">
     <w:name w:val="Text"/>
-    <w:basedOn w:val="Standard"/>
+    <w:basedOn w:val="Normal"/>
     <w:link w:val="TextZchn"/>
     <w:qFormat/>
     <w:rsid w:val="00F45451"/>
@@ -4394,9 +6579,9 @@
       <w:lang w:eastAsia="x-none"/>
     </w:rPr>
   </w:style>
-  <w:style w:type="character" w:customStyle="1" w:styleId="berschrift1Zchn">
-    <w:name w:val="Überschrift 1 Zchn"/>
-    <w:link w:val="berschrift1"/>
+  <w:style w:type="character" w:customStyle="1" w:styleId="Heading1Char">
+    <w:name w:val="Heading 1 Char"/>
+    <w:link w:val="Heading1"/>
     <w:rsid w:val="00F45451"/>
     <w:rPr>
       <w:rFonts w:ascii="Arial" w:eastAsia="Times New Roman" w:hAnsi="Arial" w:cs="Arial"/>
@@ -4408,9 +6593,9 @@
       <w:lang w:eastAsia="de-DE"/>
     </w:rPr>
   </w:style>
-  <w:style w:type="character" w:customStyle="1" w:styleId="berschrift2Zchn">
-    <w:name w:val="Überschrift 2 Zchn"/>
-    <w:link w:val="berschrift2"/>
+  <w:style w:type="character" w:customStyle="1" w:styleId="Heading2Char">
+    <w:name w:val="Heading 2 Char"/>
+    <w:link w:val="Heading2"/>
     <w:rsid w:val="00F45451"/>
     <w:rPr>
       <w:rFonts w:ascii="Arial" w:eastAsia="Times New Roman" w:hAnsi="Arial" w:cs="Arial"/>
@@ -4423,9 +6608,9 @@
       <w:lang w:eastAsia="de-DE"/>
     </w:rPr>
   </w:style>
-  <w:style w:type="character" w:customStyle="1" w:styleId="berschrift3Zchn">
-    <w:name w:val="Überschrift 3 Zchn"/>
-    <w:link w:val="berschrift3"/>
+  <w:style w:type="character" w:customStyle="1" w:styleId="Heading3Char">
+    <w:name w:val="Heading 3 Char"/>
+    <w:link w:val="Heading3"/>
     <w:uiPriority w:val="9"/>
     <w:rsid w:val="00F45451"/>
     <w:rPr>
@@ -4436,11 +6621,11 @@
       <w:szCs w:val="26"/>
     </w:rPr>
   </w:style>
-  <w:style w:type="paragraph" w:styleId="Untertitel">
+  <w:style w:type="paragraph" w:styleId="Subtitle">
     <w:name w:val="Subtitle"/>
-    <w:basedOn w:val="Standard"/>
-    <w:next w:val="Standard"/>
-    <w:link w:val="UntertitelZchn"/>
+    <w:basedOn w:val="Normal"/>
+    <w:next w:val="Normal"/>
+    <w:link w:val="SubtitleChar"/>
     <w:uiPriority w:val="11"/>
     <w:qFormat/>
     <w:rsid w:val="00F45451"/>
@@ -4454,9 +6639,9 @@
       <w:lang w:eastAsia="en-US"/>
     </w:rPr>
   </w:style>
-  <w:style w:type="character" w:customStyle="1" w:styleId="UntertitelZchn">
-    <w:name w:val="Untertitel Zchn"/>
-    <w:link w:val="Untertitel"/>
+  <w:style w:type="character" w:customStyle="1" w:styleId="SubtitleChar">
+    <w:name w:val="Subtitle Char"/>
+    <w:link w:val="Subtitle"/>
     <w:uiPriority w:val="11"/>
     <w:rsid w:val="00F45451"/>
     <w:rPr>
@@ -4465,9 +6650,9 @@
       <w:szCs w:val="24"/>
     </w:rPr>
   </w:style>
-  <w:style w:type="paragraph" w:styleId="Listenabsatz">
+  <w:style w:type="paragraph" w:styleId="ListParagraph">
     <w:name w:val="List Paragraph"/>
-    <w:basedOn w:val="Standard"/>
+    <w:basedOn w:val="Normal"/>
     <w:uiPriority w:val="34"/>
     <w:qFormat/>
     <w:rsid w:val="00F45451"/>
@@ -4485,7 +6670,7 @@
   </w:style>
   <w:style w:type="character" w:styleId="Hyperlink">
     <w:name w:val="Hyperlink"/>
-    <w:basedOn w:val="Absatz-Standardschriftart"/>
+    <w:basedOn w:val="DefaultParagraphFont"/>
     <w:uiPriority w:val="99"/>
     <w:unhideWhenUsed/>
     <w:rsid w:val="00447D02"/>
@@ -4494,9 +6679,9 @@
       <w:u w:val="single"/>
     </w:rPr>
   </w:style>
-  <w:style w:type="paragraph" w:styleId="StandardWeb">
+  <w:style w:type="paragraph" w:styleId="NormalWeb">
     <w:name w:val="Normal (Web)"/>
-    <w:basedOn w:val="Standard"/>
+    <w:basedOn w:val="Normal"/>
     <w:uiPriority w:val="99"/>
     <w:semiHidden/>
     <w:unhideWhenUsed/>
@@ -4508,11 +6693,11 @@
       <w:rFonts w:eastAsia="Times New Roman"/>
     </w:rPr>
   </w:style>
-  <w:style w:type="paragraph" w:styleId="Titel">
+  <w:style w:type="paragraph" w:styleId="Title">
     <w:name w:val="Title"/>
-    <w:basedOn w:val="Standard"/>
-    <w:next w:val="Standard"/>
-    <w:link w:val="TitelZchn"/>
+    <w:basedOn w:val="Normal"/>
+    <w:next w:val="Normal"/>
+    <w:link w:val="TitleChar"/>
     <w:uiPriority w:val="10"/>
     <w:qFormat/>
     <w:rsid w:val="00923A62"/>
@@ -4532,10 +6717,10 @@
       <w:szCs w:val="52"/>
     </w:rPr>
   </w:style>
-  <w:style w:type="character" w:customStyle="1" w:styleId="TitelZchn">
-    <w:name w:val="Titel Zchn"/>
-    <w:basedOn w:val="Absatz-Standardschriftart"/>
-    <w:link w:val="Titel"/>
+  <w:style w:type="character" w:customStyle="1" w:styleId="TitleChar">
+    <w:name w:val="Title Char"/>
+    <w:basedOn w:val="DefaultParagraphFont"/>
+    <w:link w:val="Title"/>
     <w:uiPriority w:val="10"/>
     <w:rsid w:val="00923A62"/>
     <w:rPr>
@@ -4548,10 +6733,10 @@
       <w:lang w:eastAsia="de-DE"/>
     </w:rPr>
   </w:style>
-  <w:style w:type="character" w:customStyle="1" w:styleId="berschrift4Zchn">
-    <w:name w:val="Überschrift 4 Zchn"/>
-    <w:basedOn w:val="Absatz-Standardschriftart"/>
-    <w:link w:val="berschrift4"/>
+  <w:style w:type="character" w:customStyle="1" w:styleId="Heading4Char">
+    <w:name w:val="Heading 4 Char"/>
+    <w:basedOn w:val="DefaultParagraphFont"/>
+    <w:link w:val="Heading4"/>
     <w:uiPriority w:val="9"/>
     <w:rsid w:val="002B3DB6"/>
     <w:rPr>
@@ -4566,10 +6751,10 @@
       <w:lang w:eastAsia="de-DE"/>
     </w:rPr>
   </w:style>
-  <w:style w:type="character" w:customStyle="1" w:styleId="berschrift5Zchn">
-    <w:name w:val="Überschrift 5 Zchn"/>
-    <w:basedOn w:val="Absatz-Standardschriftart"/>
-    <w:link w:val="berschrift5"/>
+  <w:style w:type="character" w:customStyle="1" w:styleId="Heading5Char">
+    <w:name w:val="Heading 5 Char"/>
+    <w:basedOn w:val="DefaultParagraphFont"/>
+    <w:link w:val="Heading5"/>
     <w:uiPriority w:val="9"/>
     <w:rsid w:val="002B3DB6"/>
     <w:rPr>
@@ -4580,10 +6765,10 @@
       <w:lang w:eastAsia="de-DE"/>
     </w:rPr>
   </w:style>
-  <w:style w:type="paragraph" w:styleId="Sprechblasentext">
+  <w:style w:type="paragraph" w:styleId="BalloonText">
     <w:name w:val="Balloon Text"/>
-    <w:basedOn w:val="Standard"/>
-    <w:link w:val="SprechblasentextZchn"/>
+    <w:basedOn w:val="Normal"/>
+    <w:link w:val="BalloonTextChar"/>
     <w:uiPriority w:val="99"/>
     <w:semiHidden/>
     <w:unhideWhenUsed/>
@@ -4594,10 +6779,10 @@
       <w:szCs w:val="16"/>
     </w:rPr>
   </w:style>
-  <w:style w:type="character" w:customStyle="1" w:styleId="SprechblasentextZchn">
-    <w:name w:val="Sprechblasentext Zchn"/>
-    <w:basedOn w:val="Absatz-Standardschriftart"/>
-    <w:link w:val="Sprechblasentext"/>
+  <w:style w:type="character" w:customStyle="1" w:styleId="BalloonTextChar">
+    <w:name w:val="Balloon Text Char"/>
+    <w:basedOn w:val="DefaultParagraphFont"/>
+    <w:link w:val="BalloonText"/>
     <w:uiPriority w:val="99"/>
     <w:semiHidden/>
     <w:rsid w:val="002D7380"/>
@@ -4606,6 +6791,17 @@
       <w:sz w:val="16"/>
       <w:szCs w:val="16"/>
       <w:lang w:eastAsia="de-DE"/>
+    </w:rPr>
+  </w:style>
+  <w:style w:type="character" w:styleId="Strong">
+    <w:name w:val="Strong"/>
+    <w:basedOn w:val="DefaultParagraphFont"/>
+    <w:uiPriority w:val="22"/>
+    <w:qFormat/>
+    <w:rsid w:val="003A280E"/>
+    <w:rPr>
+      <w:b/>
+      <w:bCs/>
     </w:rPr>
   </w:style>
 </w:styles>
